--- a/data/03_investment_memo/investment_memo_18.docx
+++ b/data/03_investment_memo/investment_memo_18.docx
@@ -21,11 +21,1577 @@
     <w:p>
       <w:r>
         <w:br/>
-        <w:t>从产业链角度看，机器人 行业主要由上游设备厂商、</w:t>
+        <w:t>华辰资本旗下的 HC AI Innovation Fund 在最近的资产配置会议中</w:t>
+        <w:br/>
+        <w:t>讨论了 半导体 行业的投资机会，并对 联软网络有限公司</w:t>
+        <w:br/>
+        <w:t>进行了重点评估。</w:t>
+        <w:br/>
+      </w:r>
+    </w:p>
+    <w:p>
+      <w:r>
+        <w:br/>
+        <w:t>华辰资本旗下的 HC Quant Arbitrage Fund 在最近的资产配置会议中</w:t>
+        <w:br/>
+        <w:t>讨论了 机器人 行业的投资机会，并对 毕博诚信息有限公司</w:t>
+        <w:br/>
+        <w:t>进行了重点评估。</w:t>
+        <w:br/>
+      </w:r>
+    </w:p>
+    <w:p>
+      <w:r>
+        <w:br/>
+        <w:t>风险管理部认为，消费科技 行业仍然面临若干</w:t>
+        <w:br/>
+        <w:t>不确定性因素，包括技术迭代风险、政策变化、</w:t>
+        <w:br/>
+        <w:t>以及市场竞争加剧等问题。</w:t>
+        <w:br/>
+      </w:r>
+    </w:p>
+    <w:p>
+      <w:r>
+        <w:br/>
+        <w:t>从产业链角度看，人工智能 行业主要由上游设备厂商、</w:t>
         <w:br/>
         <w:t>中游平台企业以及下游应用厂商组成。</w:t>
         <w:br/>
-        <w:t>东方峻景网络有限公司 主要位于产业链的 下游 环节。</w:t>
+        <w:t>方正科技传媒有限公司 主要位于产业链的 下游 环节。</w:t>
+        <w:br/>
+      </w:r>
+    </w:p>
+    <w:p>
+      <w:r>
+        <w:br/>
+        <w:t>风险管理部认为，消费科技 行业仍然面临若干</w:t>
+        <w:br/>
+        <w:t>不确定性因素，包括技术迭代风险、政策变化、</w:t>
+        <w:br/>
+        <w:t>以及市场竞争加剧等问题。</w:t>
+        <w:br/>
+      </w:r>
+    </w:p>
+    <w:p>
+      <w:r>
+        <w:br/>
+        <w:t>浦华众城网络有限公司 是中国 新能源 行业的重要企业之一。</w:t>
+        <w:br/>
+        <w:t>根据华辰资本 资产配置委员会 的研究，该公司成立于 2007 年，</w:t>
+        <w:br/>
+        <w:t>目前员工规模约 5880 人。公司近年来持续加大研发投入，</w:t>
+        <w:br/>
+        <w:t>在核心技术方面形成了较强的竞争壁垒。</w:t>
+        <w:br/>
+      </w:r>
+    </w:p>
+    <w:p>
+      <w:r>
+        <w:br/>
+        <w:t>风险管理部认为，消费科技 行业仍然面临若干</w:t>
+        <w:br/>
+        <w:t>不确定性因素，包括技术迭代风险、政策变化、</w:t>
+        <w:br/>
+        <w:t>以及市场竞争加剧等问题。</w:t>
+        <w:br/>
+      </w:r>
+    </w:p>
+    <w:p>
+      <w:r>
+        <w:br/>
+        <w:t>根据内部财务模型测算，华成育卓科技有限公司 在未来三年</w:t>
+        <w:br/>
+        <w:t>收入复合增长率预计可达到 23% 左右。</w:t>
+        <w:br/>
+        <w:t>该预测基于行业需求增长以及公司产能扩张计划。</w:t>
+        <w:br/>
+      </w:r>
+    </w:p>
+    <w:tbl>
+      <w:tblPr>
+        <w:tblW w:type="auto" w:w="0"/>
+        <w:tblLook w:firstColumn="1" w:firstRow="1" w:lastColumn="0" w:lastRow="0" w:noHBand="0" w:noVBand="1" w:val="04A0"/>
+      </w:tblPr>
+      <w:tblGrid>
+        <w:gridCol w:w="2160"/>
+        <w:gridCol w:w="2160"/>
+        <w:gridCol w:w="2160"/>
+        <w:gridCol w:w="2160"/>
+      </w:tblGrid>
+      <w:tr>
+        <w:tc>
+          <w:tcPr>
+            <w:tcW w:type="dxa" w:w="2160"/>
+          </w:tcPr>
+          <w:p>
+            <w:r>
+              <w:t>公司</w:t>
+            </w:r>
+          </w:p>
+        </w:tc>
+        <w:tc>
+          <w:tcPr>
+            <w:tcW w:type="dxa" w:w="2160"/>
+          </w:tcPr>
+          <w:p>
+            <w:r>
+              <w:t>行业</w:t>
+            </w:r>
+          </w:p>
+        </w:tc>
+        <w:tc>
+          <w:tcPr>
+            <w:tcW w:type="dxa" w:w="2160"/>
+          </w:tcPr>
+          <w:p>
+            <w:r>
+              <w:t>市值</w:t>
+            </w:r>
+          </w:p>
+        </w:tc>
+        <w:tc>
+          <w:tcPr>
+            <w:tcW w:type="dxa" w:w="2160"/>
+          </w:tcPr>
+          <w:p>
+            <w:r>
+              <w:t>增长率</w:t>
+            </w:r>
+          </w:p>
+        </w:tc>
+      </w:tr>
+      <w:tr>
+        <w:tc>
+          <w:tcPr>
+            <w:tcW w:type="dxa" w:w="2160"/>
+          </w:tcPr>
+          <w:p>
+            <w:r>
+              <w:t>巨奥传媒有限公司</w:t>
+            </w:r>
+          </w:p>
+        </w:tc>
+        <w:tc>
+          <w:tcPr>
+            <w:tcW w:type="dxa" w:w="2160"/>
+          </w:tcPr>
+          <w:p>
+            <w:r>
+              <w:t>人工智能</w:t>
+            </w:r>
+          </w:p>
+        </w:tc>
+        <w:tc>
+          <w:tcPr>
+            <w:tcW w:type="dxa" w:w="2160"/>
+          </w:tcPr>
+          <w:p>
+            <w:r>
+              <w:t>367亿</w:t>
+            </w:r>
+          </w:p>
+        </w:tc>
+        <w:tc>
+          <w:tcPr>
+            <w:tcW w:type="dxa" w:w="2160"/>
+          </w:tcPr>
+          <w:p>
+            <w:r>
+              <w:t>14%</w:t>
+            </w:r>
+          </w:p>
+        </w:tc>
+      </w:tr>
+      <w:tr>
+        <w:tc>
+          <w:tcPr>
+            <w:tcW w:type="dxa" w:w="2160"/>
+          </w:tcPr>
+          <w:p>
+            <w:r>
+              <w:t>雨林木风计算机科技有限公司</w:t>
+            </w:r>
+          </w:p>
+        </w:tc>
+        <w:tc>
+          <w:tcPr>
+            <w:tcW w:type="dxa" w:w="2160"/>
+          </w:tcPr>
+          <w:p>
+            <w:r>
+              <w:t>半导体</w:t>
+            </w:r>
+          </w:p>
+        </w:tc>
+        <w:tc>
+          <w:tcPr>
+            <w:tcW w:type="dxa" w:w="2160"/>
+          </w:tcPr>
+          <w:p>
+            <w:r>
+              <w:t>298亿</w:t>
+            </w:r>
+          </w:p>
+        </w:tc>
+        <w:tc>
+          <w:tcPr>
+            <w:tcW w:type="dxa" w:w="2160"/>
+          </w:tcPr>
+          <w:p>
+            <w:r>
+              <w:t>22%</w:t>
+            </w:r>
+          </w:p>
+        </w:tc>
+      </w:tr>
+      <w:tr>
+        <w:tc>
+          <w:tcPr>
+            <w:tcW w:type="dxa" w:w="2160"/>
+          </w:tcPr>
+          <w:p>
+            <w:r>
+              <w:t>方正科技信息有限公司</w:t>
+            </w:r>
+          </w:p>
+        </w:tc>
+        <w:tc>
+          <w:tcPr>
+            <w:tcW w:type="dxa" w:w="2160"/>
+          </w:tcPr>
+          <w:p>
+            <w:r>
+              <w:t>消费科技</w:t>
+            </w:r>
+          </w:p>
+        </w:tc>
+        <w:tc>
+          <w:tcPr>
+            <w:tcW w:type="dxa" w:w="2160"/>
+          </w:tcPr>
+          <w:p>
+            <w:r>
+              <w:t>555亿</w:t>
+            </w:r>
+          </w:p>
+        </w:tc>
+        <w:tc>
+          <w:tcPr>
+            <w:tcW w:type="dxa" w:w="2160"/>
+          </w:tcPr>
+          <w:p>
+            <w:r>
+              <w:t>26%</w:t>
+            </w:r>
+          </w:p>
+        </w:tc>
+      </w:tr>
+      <w:tr>
+        <w:tc>
+          <w:tcPr>
+            <w:tcW w:type="dxa" w:w="2160"/>
+          </w:tcPr>
+          <w:p>
+            <w:r>
+              <w:t>天开科技有限公司</w:t>
+            </w:r>
+          </w:p>
+        </w:tc>
+        <w:tc>
+          <w:tcPr>
+            <w:tcW w:type="dxa" w:w="2160"/>
+          </w:tcPr>
+          <w:p>
+            <w:r>
+              <w:t>消费科技</w:t>
+            </w:r>
+          </w:p>
+        </w:tc>
+        <w:tc>
+          <w:tcPr>
+            <w:tcW w:type="dxa" w:w="2160"/>
+          </w:tcPr>
+          <w:p>
+            <w:r>
+              <w:t>521亿</w:t>
+            </w:r>
+          </w:p>
+        </w:tc>
+        <w:tc>
+          <w:tcPr>
+            <w:tcW w:type="dxa" w:w="2160"/>
+          </w:tcPr>
+          <w:p>
+            <w:r>
+              <w:t>23%</w:t>
+            </w:r>
+          </w:p>
+        </w:tc>
+      </w:tr>
+      <w:tr>
+        <w:tc>
+          <w:tcPr>
+            <w:tcW w:type="dxa" w:w="2160"/>
+          </w:tcPr>
+          <w:p>
+            <w:r>
+              <w:t>天开科技有限公司</w:t>
+            </w:r>
+          </w:p>
+        </w:tc>
+        <w:tc>
+          <w:tcPr>
+            <w:tcW w:type="dxa" w:w="2160"/>
+          </w:tcPr>
+          <w:p>
+            <w:r>
+              <w:t>消费科技</w:t>
+            </w:r>
+          </w:p>
+        </w:tc>
+        <w:tc>
+          <w:tcPr>
+            <w:tcW w:type="dxa" w:w="2160"/>
+          </w:tcPr>
+          <w:p>
+            <w:r>
+              <w:t>338亿</w:t>
+            </w:r>
+          </w:p>
+        </w:tc>
+        <w:tc>
+          <w:tcPr>
+            <w:tcW w:type="dxa" w:w="2160"/>
+          </w:tcPr>
+          <w:p>
+            <w:r>
+              <w:t>30%</w:t>
+            </w:r>
+          </w:p>
+        </w:tc>
+      </w:tr>
+      <w:tr>
+        <w:tc>
+          <w:tcPr>
+            <w:tcW w:type="dxa" w:w="2160"/>
+          </w:tcPr>
+          <w:p>
+            <w:r>
+              <w:t>华成育卓科技有限公司</w:t>
+            </w:r>
+          </w:p>
+        </w:tc>
+        <w:tc>
+          <w:tcPr>
+            <w:tcW w:type="dxa" w:w="2160"/>
+          </w:tcPr>
+          <w:p>
+            <w:r>
+              <w:t>医疗科技</w:t>
+            </w:r>
+          </w:p>
+        </w:tc>
+        <w:tc>
+          <w:tcPr>
+            <w:tcW w:type="dxa" w:w="2160"/>
+          </w:tcPr>
+          <w:p>
+            <w:r>
+              <w:t>321亿</w:t>
+            </w:r>
+          </w:p>
+        </w:tc>
+        <w:tc>
+          <w:tcPr>
+            <w:tcW w:type="dxa" w:w="2160"/>
+          </w:tcPr>
+          <w:p>
+            <w:r>
+              <w:t>12%</w:t>
+            </w:r>
+          </w:p>
+        </w:tc>
+      </w:tr>
+      <w:tr>
+        <w:tc>
+          <w:tcPr>
+            <w:tcW w:type="dxa" w:w="2160"/>
+          </w:tcPr>
+          <w:p>
+            <w:r>
+              <w:t>方正科技信息有限公司</w:t>
+            </w:r>
+          </w:p>
+        </w:tc>
+        <w:tc>
+          <w:tcPr>
+            <w:tcW w:type="dxa" w:w="2160"/>
+          </w:tcPr>
+          <w:p>
+            <w:r>
+              <w:t>消费科技</w:t>
+            </w:r>
+          </w:p>
+        </w:tc>
+        <w:tc>
+          <w:tcPr>
+            <w:tcW w:type="dxa" w:w="2160"/>
+          </w:tcPr>
+          <w:p>
+            <w:r>
+              <w:t>511亿</w:t>
+            </w:r>
+          </w:p>
+        </w:tc>
+        <w:tc>
+          <w:tcPr>
+            <w:tcW w:type="dxa" w:w="2160"/>
+          </w:tcPr>
+          <w:p>
+            <w:r>
+              <w:t>16%</w:t>
+            </w:r>
+          </w:p>
+        </w:tc>
+      </w:tr>
+      <w:tr>
+        <w:tc>
+          <w:tcPr>
+            <w:tcW w:type="dxa" w:w="2160"/>
+          </w:tcPr>
+          <w:p>
+            <w:r>
+              <w:t>浦华众城网络有限公司</w:t>
+            </w:r>
+          </w:p>
+        </w:tc>
+        <w:tc>
+          <w:tcPr>
+            <w:tcW w:type="dxa" w:w="2160"/>
+          </w:tcPr>
+          <w:p>
+            <w:r>
+              <w:t>新能源</w:t>
+            </w:r>
+          </w:p>
+        </w:tc>
+        <w:tc>
+          <w:tcPr>
+            <w:tcW w:type="dxa" w:w="2160"/>
+          </w:tcPr>
+          <w:p>
+            <w:r>
+              <w:t>484亿</w:t>
+            </w:r>
+          </w:p>
+        </w:tc>
+        <w:tc>
+          <w:tcPr>
+            <w:tcW w:type="dxa" w:w="2160"/>
+          </w:tcPr>
+          <w:p>
+            <w:r>
+              <w:t>25%</w:t>
+            </w:r>
+          </w:p>
+        </w:tc>
+      </w:tr>
+      <w:tr>
+        <w:tc>
+          <w:tcPr>
+            <w:tcW w:type="dxa" w:w="2160"/>
+          </w:tcPr>
+          <w:p>
+            <w:r>
+              <w:t>昂歌信息信息有限公司</w:t>
+            </w:r>
+          </w:p>
+        </w:tc>
+        <w:tc>
+          <w:tcPr>
+            <w:tcW w:type="dxa" w:w="2160"/>
+          </w:tcPr>
+          <w:p>
+            <w:r>
+              <w:t>消费科技</w:t>
+            </w:r>
+          </w:p>
+        </w:tc>
+        <w:tc>
+          <w:tcPr>
+            <w:tcW w:type="dxa" w:w="2160"/>
+          </w:tcPr>
+          <w:p>
+            <w:r>
+              <w:t>106亿</w:t>
+            </w:r>
+          </w:p>
+        </w:tc>
+        <w:tc>
+          <w:tcPr>
+            <w:tcW w:type="dxa" w:w="2160"/>
+          </w:tcPr>
+          <w:p>
+            <w:r>
+              <w:t>14%</w:t>
+            </w:r>
+          </w:p>
+        </w:tc>
+      </w:tr>
+      <w:tr>
+        <w:tc>
+          <w:tcPr>
+            <w:tcW w:type="dxa" w:w="2160"/>
+          </w:tcPr>
+          <w:p>
+            <w:r>
+              <w:t>天开科技有限公司</w:t>
+            </w:r>
+          </w:p>
+        </w:tc>
+        <w:tc>
+          <w:tcPr>
+            <w:tcW w:type="dxa" w:w="2160"/>
+          </w:tcPr>
+          <w:p>
+            <w:r>
+              <w:t>消费科技</w:t>
+            </w:r>
+          </w:p>
+        </w:tc>
+        <w:tc>
+          <w:tcPr>
+            <w:tcW w:type="dxa" w:w="2160"/>
+          </w:tcPr>
+          <w:p>
+            <w:r>
+              <w:t>631亿</w:t>
+            </w:r>
+          </w:p>
+        </w:tc>
+        <w:tc>
+          <w:tcPr>
+            <w:tcW w:type="dxa" w:w="2160"/>
+          </w:tcPr>
+          <w:p>
+            <w:r>
+              <w:t>30%</w:t>
+            </w:r>
+          </w:p>
+        </w:tc>
+      </w:tr>
+      <w:tr>
+        <w:tc>
+          <w:tcPr>
+            <w:tcW w:type="dxa" w:w="2160"/>
+          </w:tcPr>
+          <w:p>
+            <w:r>
+              <w:t>华泰通安网络有限公司</w:t>
+            </w:r>
+          </w:p>
+        </w:tc>
+        <w:tc>
+          <w:tcPr>
+            <w:tcW w:type="dxa" w:w="2160"/>
+          </w:tcPr>
+          <w:p>
+            <w:r>
+              <w:t>半导体</w:t>
+            </w:r>
+          </w:p>
+        </w:tc>
+        <w:tc>
+          <w:tcPr>
+            <w:tcW w:type="dxa" w:w="2160"/>
+          </w:tcPr>
+          <w:p>
+            <w:r>
+              <w:t>130亿</w:t>
+            </w:r>
+          </w:p>
+        </w:tc>
+        <w:tc>
+          <w:tcPr>
+            <w:tcW w:type="dxa" w:w="2160"/>
+          </w:tcPr>
+          <w:p>
+            <w:r>
+              <w:t>27%</w:t>
+            </w:r>
+          </w:p>
+        </w:tc>
+      </w:tr>
+      <w:tr>
+        <w:tc>
+          <w:tcPr>
+            <w:tcW w:type="dxa" w:w="2160"/>
+          </w:tcPr>
+          <w:p>
+            <w:r>
+              <w:t>方正科技信息有限公司</w:t>
+            </w:r>
+          </w:p>
+        </w:tc>
+        <w:tc>
+          <w:tcPr>
+            <w:tcW w:type="dxa" w:w="2160"/>
+          </w:tcPr>
+          <w:p>
+            <w:r>
+              <w:t>消费科技</w:t>
+            </w:r>
+          </w:p>
+        </w:tc>
+        <w:tc>
+          <w:tcPr>
+            <w:tcW w:type="dxa" w:w="2160"/>
+          </w:tcPr>
+          <w:p>
+            <w:r>
+              <w:t>734亿</w:t>
+            </w:r>
+          </w:p>
+        </w:tc>
+        <w:tc>
+          <w:tcPr>
+            <w:tcW w:type="dxa" w:w="2160"/>
+          </w:tcPr>
+          <w:p>
+            <w:r>
+              <w:t>29%</w:t>
+            </w:r>
+          </w:p>
+        </w:tc>
+      </w:tr>
+      <w:tr>
+        <w:tc>
+          <w:tcPr>
+            <w:tcW w:type="dxa" w:w="2160"/>
+          </w:tcPr>
+          <w:p>
+            <w:r>
+              <w:t>富罳网络有限公司</w:t>
+            </w:r>
+          </w:p>
+        </w:tc>
+        <w:tc>
+          <w:tcPr>
+            <w:tcW w:type="dxa" w:w="2160"/>
+          </w:tcPr>
+          <w:p>
+            <w:r>
+              <w:t>新能源</w:t>
+            </w:r>
+          </w:p>
+        </w:tc>
+        <w:tc>
+          <w:tcPr>
+            <w:tcW w:type="dxa" w:w="2160"/>
+          </w:tcPr>
+          <w:p>
+            <w:r>
+              <w:t>649亿</w:t>
+            </w:r>
+          </w:p>
+        </w:tc>
+        <w:tc>
+          <w:tcPr>
+            <w:tcW w:type="dxa" w:w="2160"/>
+          </w:tcPr>
+          <w:p>
+            <w:r>
+              <w:t>6%</w:t>
+            </w:r>
+          </w:p>
+        </w:tc>
+      </w:tr>
+      <w:tr>
+        <w:tc>
+          <w:tcPr>
+            <w:tcW w:type="dxa" w:w="2160"/>
+          </w:tcPr>
+          <w:p>
+            <w:r>
+              <w:t>富罳网络有限公司</w:t>
+            </w:r>
+          </w:p>
+        </w:tc>
+        <w:tc>
+          <w:tcPr>
+            <w:tcW w:type="dxa" w:w="2160"/>
+          </w:tcPr>
+          <w:p>
+            <w:r>
+              <w:t>新能源</w:t>
+            </w:r>
+          </w:p>
+        </w:tc>
+        <w:tc>
+          <w:tcPr>
+            <w:tcW w:type="dxa" w:w="2160"/>
+          </w:tcPr>
+          <w:p>
+            <w:r>
+              <w:t>479亿</w:t>
+            </w:r>
+          </w:p>
+        </w:tc>
+        <w:tc>
+          <w:tcPr>
+            <w:tcW w:type="dxa" w:w="2160"/>
+          </w:tcPr>
+          <w:p>
+            <w:r>
+              <w:t>30%</w:t>
+            </w:r>
+          </w:p>
+        </w:tc>
+      </w:tr>
+      <w:tr>
+        <w:tc>
+          <w:tcPr>
+            <w:tcW w:type="dxa" w:w="2160"/>
+          </w:tcPr>
+          <w:p>
+            <w:r>
+              <w:t>艾提科信科技有限公司</w:t>
+            </w:r>
+          </w:p>
+        </w:tc>
+        <w:tc>
+          <w:tcPr>
+            <w:tcW w:type="dxa" w:w="2160"/>
+          </w:tcPr>
+          <w:p>
+            <w:r>
+              <w:t>云计算</w:t>
+            </w:r>
+          </w:p>
+        </w:tc>
+        <w:tc>
+          <w:tcPr>
+            <w:tcW w:type="dxa" w:w="2160"/>
+          </w:tcPr>
+          <w:p>
+            <w:r>
+              <w:t>726亿</w:t>
+            </w:r>
+          </w:p>
+        </w:tc>
+        <w:tc>
+          <w:tcPr>
+            <w:tcW w:type="dxa" w:w="2160"/>
+          </w:tcPr>
+          <w:p>
+            <w:r>
+              <w:t>7%</w:t>
+            </w:r>
+          </w:p>
+        </w:tc>
+      </w:tr>
+    </w:tbl>
+    <w:p>
+      <w:pPr>
+        <w:pStyle w:val="Heading1"/>
+      </w:pPr>
+      <w:r>
+        <w:t>行业分析 2</w:t>
+      </w:r>
+    </w:p>
+    <w:p>
+      <w:r>
+        <w:br/>
+        <w:t>戴硕电子网络有限公司 是中国 新能源 行业的重要企业之一。</w:t>
+        <w:br/>
+        <w:t>根据华辰资本 投资策略部 的研究，该公司成立于 2016 年，</w:t>
+        <w:br/>
+        <w:t>目前员工规模约 2243 人。公司近年来持续加大研发投入，</w:t>
+        <w:br/>
+        <w:t>在核心技术方面形成了较强的竞争壁垒。</w:t>
+        <w:br/>
+      </w:r>
+    </w:p>
+    <w:p>
+      <w:r>
+        <w:br/>
+        <w:t>从产业链角度看，云计算 行业主要由上游设备厂商、</w:t>
+        <w:br/>
+        <w:t>中游平台企业以及下游应用厂商组成。</w:t>
+        <w:br/>
+        <w:t>良诺科技有限公司 主要位于产业链的 下游 环节。</w:t>
+        <w:br/>
+      </w:r>
+    </w:p>
+    <w:p>
+      <w:r>
+        <w:br/>
+        <w:t>从产业链角度看，人工智能 行业主要由上游设备厂商、</w:t>
+        <w:br/>
+        <w:t>中游平台企业以及下游应用厂商组成。</w:t>
+        <w:br/>
+        <w:t>巨奥传媒有限公司 主要位于产业链的 上游 环节。</w:t>
+        <w:br/>
+      </w:r>
+    </w:p>
+    <w:p>
+      <w:r>
+        <w:br/>
+        <w:t>华辰资本旗下的 HC Alpha Growth Fund 在最近的资产配置会议中</w:t>
+        <w:br/>
+        <w:t>讨论了 云计算 行业的投资机会，并对 创联世纪信息有限公司</w:t>
+        <w:br/>
+        <w:t>进行了重点评估。</w:t>
+        <w:br/>
+      </w:r>
+    </w:p>
+    <w:p>
+      <w:r>
+        <w:br/>
+        <w:t>从产业链角度看，半导体 行业主要由上游设备厂商、</w:t>
+        <w:br/>
+        <w:t>中游平台企业以及下游应用厂商组成。</w:t>
+        <w:br/>
+        <w:t>联软网络有限公司 主要位于产业链的 中游 环节。</w:t>
+        <w:br/>
+      </w:r>
+    </w:p>
+    <w:p>
+      <w:r>
+        <w:br/>
+        <w:t>风险管理部认为，人工智能 行业仍然面临若干</w:t>
+        <w:br/>
+        <w:t>不确定性因素，包括技术迭代风险、政策变化、</w:t>
+        <w:br/>
+        <w:t>以及市场竞争加剧等问题。</w:t>
+        <w:br/>
+      </w:r>
+    </w:p>
+    <w:p>
+      <w:r>
+        <w:br/>
+        <w:t>根据内部财务模型测算，明腾传媒有限公司 在未来三年</w:t>
+        <w:br/>
+        <w:t>收入复合增长率预计可达到 13% 左右。</w:t>
+        <w:br/>
+        <w:t>该预测基于行业需求增长以及公司产能扩张计划。</w:t>
+        <w:br/>
+      </w:r>
+    </w:p>
+    <w:p>
+      <w:r>
+        <w:br/>
+        <w:t>根据内部财务模型测算，联通时科传媒有限公司 在未来三年</w:t>
+        <w:br/>
+        <w:t>收入复合增长率预计可达到 13% 左右。</w:t>
+        <w:br/>
+        <w:t>该预测基于行业需求增长以及公司产能扩张计划。</w:t>
+        <w:br/>
+      </w:r>
+    </w:p>
+    <w:tbl>
+      <w:tblPr>
+        <w:tblW w:type="auto" w:w="0"/>
+        <w:tblLook w:firstColumn="1" w:firstRow="1" w:lastColumn="0" w:lastRow="0" w:noHBand="0" w:noVBand="1" w:val="04A0"/>
+      </w:tblPr>
+      <w:tblGrid>
+        <w:gridCol w:w="2160"/>
+        <w:gridCol w:w="2160"/>
+        <w:gridCol w:w="2160"/>
+        <w:gridCol w:w="2160"/>
+      </w:tblGrid>
+      <w:tr>
+        <w:tc>
+          <w:tcPr>
+            <w:tcW w:type="dxa" w:w="2160"/>
+          </w:tcPr>
+          <w:p>
+            <w:r>
+              <w:t>公司</w:t>
+            </w:r>
+          </w:p>
+        </w:tc>
+        <w:tc>
+          <w:tcPr>
+            <w:tcW w:type="dxa" w:w="2160"/>
+          </w:tcPr>
+          <w:p>
+            <w:r>
+              <w:t>行业</w:t>
+            </w:r>
+          </w:p>
+        </w:tc>
+        <w:tc>
+          <w:tcPr>
+            <w:tcW w:type="dxa" w:w="2160"/>
+          </w:tcPr>
+          <w:p>
+            <w:r>
+              <w:t>市值</w:t>
+            </w:r>
+          </w:p>
+        </w:tc>
+        <w:tc>
+          <w:tcPr>
+            <w:tcW w:type="dxa" w:w="2160"/>
+          </w:tcPr>
+          <w:p>
+            <w:r>
+              <w:t>增长率</w:t>
+            </w:r>
+          </w:p>
+        </w:tc>
+      </w:tr>
+      <w:tr>
+        <w:tc>
+          <w:tcPr>
+            <w:tcW w:type="dxa" w:w="2160"/>
+          </w:tcPr>
+          <w:p>
+            <w:r>
+              <w:t>昊嘉科技有限公司</w:t>
+            </w:r>
+          </w:p>
+        </w:tc>
+        <w:tc>
+          <w:tcPr>
+            <w:tcW w:type="dxa" w:w="2160"/>
+          </w:tcPr>
+          <w:p>
+            <w:r>
+              <w:t>医疗科技</w:t>
+            </w:r>
+          </w:p>
+        </w:tc>
+        <w:tc>
+          <w:tcPr>
+            <w:tcW w:type="dxa" w:w="2160"/>
+          </w:tcPr>
+          <w:p>
+            <w:r>
+              <w:t>598亿</w:t>
+            </w:r>
+          </w:p>
+        </w:tc>
+        <w:tc>
+          <w:tcPr>
+            <w:tcW w:type="dxa" w:w="2160"/>
+          </w:tcPr>
+          <w:p>
+            <w:r>
+              <w:t>29%</w:t>
+            </w:r>
+          </w:p>
+        </w:tc>
+      </w:tr>
+      <w:tr>
+        <w:tc>
+          <w:tcPr>
+            <w:tcW w:type="dxa" w:w="2160"/>
+          </w:tcPr>
+          <w:p>
+            <w:r>
+              <w:t>联软科技有限公司</w:t>
+            </w:r>
+          </w:p>
+        </w:tc>
+        <w:tc>
+          <w:tcPr>
+            <w:tcW w:type="dxa" w:w="2160"/>
+          </w:tcPr>
+          <w:p>
+            <w:r>
+              <w:t>消费科技</w:t>
+            </w:r>
+          </w:p>
+        </w:tc>
+        <w:tc>
+          <w:tcPr>
+            <w:tcW w:type="dxa" w:w="2160"/>
+          </w:tcPr>
+          <w:p>
+            <w:r>
+              <w:t>679亿</w:t>
+            </w:r>
+          </w:p>
+        </w:tc>
+        <w:tc>
+          <w:tcPr>
+            <w:tcW w:type="dxa" w:w="2160"/>
+          </w:tcPr>
+          <w:p>
+            <w:r>
+              <w:t>13%</w:t>
+            </w:r>
+          </w:p>
+        </w:tc>
+      </w:tr>
+      <w:tr>
+        <w:tc>
+          <w:tcPr>
+            <w:tcW w:type="dxa" w:w="2160"/>
+          </w:tcPr>
+          <w:p>
+            <w:r>
+              <w:t>图龙信息传媒有限公司</w:t>
+            </w:r>
+          </w:p>
+        </w:tc>
+        <w:tc>
+          <w:tcPr>
+            <w:tcW w:type="dxa" w:w="2160"/>
+          </w:tcPr>
+          <w:p>
+            <w:r>
+              <w:t>机器人</w:t>
+            </w:r>
+          </w:p>
+        </w:tc>
+        <w:tc>
+          <w:tcPr>
+            <w:tcW w:type="dxa" w:w="2160"/>
+          </w:tcPr>
+          <w:p>
+            <w:r>
+              <w:t>768亿</w:t>
+            </w:r>
+          </w:p>
+        </w:tc>
+        <w:tc>
+          <w:tcPr>
+            <w:tcW w:type="dxa" w:w="2160"/>
+          </w:tcPr>
+          <w:p>
+            <w:r>
+              <w:t>11%</w:t>
+            </w:r>
+          </w:p>
+        </w:tc>
+      </w:tr>
+      <w:tr>
+        <w:tc>
+          <w:tcPr>
+            <w:tcW w:type="dxa" w:w="2160"/>
+          </w:tcPr>
+          <w:p>
+            <w:r>
+              <w:t>飞利信科技有限公司</w:t>
+            </w:r>
+          </w:p>
+        </w:tc>
+        <w:tc>
+          <w:tcPr>
+            <w:tcW w:type="dxa" w:w="2160"/>
+          </w:tcPr>
+          <w:p>
+            <w:r>
+              <w:t>人工智能</w:t>
+            </w:r>
+          </w:p>
+        </w:tc>
+        <w:tc>
+          <w:tcPr>
+            <w:tcW w:type="dxa" w:w="2160"/>
+          </w:tcPr>
+          <w:p>
+            <w:r>
+              <w:t>240亿</w:t>
+            </w:r>
+          </w:p>
+        </w:tc>
+        <w:tc>
+          <w:tcPr>
+            <w:tcW w:type="dxa" w:w="2160"/>
+          </w:tcPr>
+          <w:p>
+            <w:r>
+              <w:t>27%</w:t>
+            </w:r>
+          </w:p>
+        </w:tc>
+      </w:tr>
+      <w:tr>
+        <w:tc>
+          <w:tcPr>
+            <w:tcW w:type="dxa" w:w="2160"/>
+          </w:tcPr>
+          <w:p>
+            <w:r>
+              <w:t>浦华众城网络有限公司</w:t>
+            </w:r>
+          </w:p>
+        </w:tc>
+        <w:tc>
+          <w:tcPr>
+            <w:tcW w:type="dxa" w:w="2160"/>
+          </w:tcPr>
+          <w:p>
+            <w:r>
+              <w:t>新能源</w:t>
+            </w:r>
+          </w:p>
+        </w:tc>
+        <w:tc>
+          <w:tcPr>
+            <w:tcW w:type="dxa" w:w="2160"/>
+          </w:tcPr>
+          <w:p>
+            <w:r>
+              <w:t>768亿</w:t>
+            </w:r>
+          </w:p>
+        </w:tc>
+        <w:tc>
+          <w:tcPr>
+            <w:tcW w:type="dxa" w:w="2160"/>
+          </w:tcPr>
+          <w:p>
+            <w:r>
+              <w:t>15%</w:t>
+            </w:r>
+          </w:p>
+        </w:tc>
+      </w:tr>
+      <w:tr>
+        <w:tc>
+          <w:tcPr>
+            <w:tcW w:type="dxa" w:w="2160"/>
+          </w:tcPr>
+          <w:p>
+            <w:r>
+              <w:t>巨奥传媒有限公司</w:t>
+            </w:r>
+          </w:p>
+        </w:tc>
+        <w:tc>
+          <w:tcPr>
+            <w:tcW w:type="dxa" w:w="2160"/>
+          </w:tcPr>
+          <w:p>
+            <w:r>
+              <w:t>人工智能</w:t>
+            </w:r>
+          </w:p>
+        </w:tc>
+        <w:tc>
+          <w:tcPr>
+            <w:tcW w:type="dxa" w:w="2160"/>
+          </w:tcPr>
+          <w:p>
+            <w:r>
+              <w:t>533亿</w:t>
+            </w:r>
+          </w:p>
+        </w:tc>
+        <w:tc>
+          <w:tcPr>
+            <w:tcW w:type="dxa" w:w="2160"/>
+          </w:tcPr>
+          <w:p>
+            <w:r>
+              <w:t>19%</w:t>
+            </w:r>
+          </w:p>
+        </w:tc>
+      </w:tr>
+      <w:tr>
+        <w:tc>
+          <w:tcPr>
+            <w:tcW w:type="dxa" w:w="2160"/>
+          </w:tcPr>
+          <w:p>
+            <w:r>
+              <w:t>信诚致远网络有限公司</w:t>
+            </w:r>
+          </w:p>
+        </w:tc>
+        <w:tc>
+          <w:tcPr>
+            <w:tcW w:type="dxa" w:w="2160"/>
+          </w:tcPr>
+          <w:p>
+            <w:r>
+              <w:t>半导体</w:t>
+            </w:r>
+          </w:p>
+        </w:tc>
+        <w:tc>
+          <w:tcPr>
+            <w:tcW w:type="dxa" w:w="2160"/>
+          </w:tcPr>
+          <w:p>
+            <w:r>
+              <w:t>436亿</w:t>
+            </w:r>
+          </w:p>
+        </w:tc>
+        <w:tc>
+          <w:tcPr>
+            <w:tcW w:type="dxa" w:w="2160"/>
+          </w:tcPr>
+          <w:p>
+            <w:r>
+              <w:t>23%</w:t>
+            </w:r>
+          </w:p>
+        </w:tc>
+      </w:tr>
+      <w:tr>
+        <w:tc>
+          <w:tcPr>
+            <w:tcW w:type="dxa" w:w="2160"/>
+          </w:tcPr>
+          <w:p>
+            <w:r>
+              <w:t>精芯信息有限公司</w:t>
+            </w:r>
+          </w:p>
+        </w:tc>
+        <w:tc>
+          <w:tcPr>
+            <w:tcW w:type="dxa" w:w="2160"/>
+          </w:tcPr>
+          <w:p>
+            <w:r>
+              <w:t>半导体</w:t>
+            </w:r>
+          </w:p>
+        </w:tc>
+        <w:tc>
+          <w:tcPr>
+            <w:tcW w:type="dxa" w:w="2160"/>
+          </w:tcPr>
+          <w:p>
+            <w:r>
+              <w:t>351亿</w:t>
+            </w:r>
+          </w:p>
+        </w:tc>
+        <w:tc>
+          <w:tcPr>
+            <w:tcW w:type="dxa" w:w="2160"/>
+          </w:tcPr>
+          <w:p>
+            <w:r>
+              <w:t>12%</w:t>
+            </w:r>
+          </w:p>
+        </w:tc>
+      </w:tr>
+      <w:tr>
+        <w:tc>
+          <w:tcPr>
+            <w:tcW w:type="dxa" w:w="2160"/>
+          </w:tcPr>
+          <w:p>
+            <w:r>
+              <w:t>雨林木风计算机科技有限公司</w:t>
+            </w:r>
+          </w:p>
+        </w:tc>
+        <w:tc>
+          <w:tcPr>
+            <w:tcW w:type="dxa" w:w="2160"/>
+          </w:tcPr>
+          <w:p>
+            <w:r>
+              <w:t>半导体</w:t>
+            </w:r>
+          </w:p>
+        </w:tc>
+        <w:tc>
+          <w:tcPr>
+            <w:tcW w:type="dxa" w:w="2160"/>
+          </w:tcPr>
+          <w:p>
+            <w:r>
+              <w:t>142亿</w:t>
+            </w:r>
+          </w:p>
+        </w:tc>
+        <w:tc>
+          <w:tcPr>
+            <w:tcW w:type="dxa" w:w="2160"/>
+          </w:tcPr>
+          <w:p>
+            <w:r>
+              <w:t>13%</w:t>
+            </w:r>
+          </w:p>
+        </w:tc>
+      </w:tr>
+      <w:tr>
+        <w:tc>
+          <w:tcPr>
+            <w:tcW w:type="dxa" w:w="2160"/>
+          </w:tcPr>
+          <w:p>
+            <w:r>
+              <w:t>联软网络有限公司</w:t>
+            </w:r>
+          </w:p>
+        </w:tc>
+        <w:tc>
+          <w:tcPr>
+            <w:tcW w:type="dxa" w:w="2160"/>
+          </w:tcPr>
+          <w:p>
+            <w:r>
+              <w:t>半导体</w:t>
+            </w:r>
+          </w:p>
+        </w:tc>
+        <w:tc>
+          <w:tcPr>
+            <w:tcW w:type="dxa" w:w="2160"/>
+          </w:tcPr>
+          <w:p>
+            <w:r>
+              <w:t>522亿</w:t>
+            </w:r>
+          </w:p>
+        </w:tc>
+        <w:tc>
+          <w:tcPr>
+            <w:tcW w:type="dxa" w:w="2160"/>
+          </w:tcPr>
+          <w:p>
+            <w:r>
+              <w:t>24%</w:t>
+            </w:r>
+          </w:p>
+        </w:tc>
+      </w:tr>
+      <w:tr>
+        <w:tc>
+          <w:tcPr>
+            <w:tcW w:type="dxa" w:w="2160"/>
+          </w:tcPr>
+          <w:p>
+            <w:r>
+              <w:t>图龙信息传媒有限公司</w:t>
+            </w:r>
+          </w:p>
+        </w:tc>
+        <w:tc>
+          <w:tcPr>
+            <w:tcW w:type="dxa" w:w="2160"/>
+          </w:tcPr>
+          <w:p>
+            <w:r>
+              <w:t>机器人</w:t>
+            </w:r>
+          </w:p>
+        </w:tc>
+        <w:tc>
+          <w:tcPr>
+            <w:tcW w:type="dxa" w:w="2160"/>
+          </w:tcPr>
+          <w:p>
+            <w:r>
+              <w:t>752亿</w:t>
+            </w:r>
+          </w:p>
+        </w:tc>
+        <w:tc>
+          <w:tcPr>
+            <w:tcW w:type="dxa" w:w="2160"/>
+          </w:tcPr>
+          <w:p>
+            <w:r>
+              <w:t>24%</w:t>
+            </w:r>
+          </w:p>
+        </w:tc>
+      </w:tr>
+      <w:tr>
+        <w:tc>
+          <w:tcPr>
+            <w:tcW w:type="dxa" w:w="2160"/>
+          </w:tcPr>
+          <w:p>
+            <w:r>
+              <w:t>戴硕电子网络有限公司</w:t>
+            </w:r>
+          </w:p>
+        </w:tc>
+        <w:tc>
+          <w:tcPr>
+            <w:tcW w:type="dxa" w:w="2160"/>
+          </w:tcPr>
+          <w:p>
+            <w:r>
+              <w:t>新能源</w:t>
+            </w:r>
+          </w:p>
+        </w:tc>
+        <w:tc>
+          <w:tcPr>
+            <w:tcW w:type="dxa" w:w="2160"/>
+          </w:tcPr>
+          <w:p>
+            <w:r>
+              <w:t>213亿</w:t>
+            </w:r>
+          </w:p>
+        </w:tc>
+        <w:tc>
+          <w:tcPr>
+            <w:tcW w:type="dxa" w:w="2160"/>
+          </w:tcPr>
+          <w:p>
+            <w:r>
+              <w:t>26%</w:t>
+            </w:r>
+          </w:p>
+        </w:tc>
+      </w:tr>
+      <w:tr>
+        <w:tc>
+          <w:tcPr>
+            <w:tcW w:type="dxa" w:w="2160"/>
+          </w:tcPr>
+          <w:p>
+            <w:r>
+              <w:t>鑫博腾飞信息有限公司</w:t>
+            </w:r>
+          </w:p>
+        </w:tc>
+        <w:tc>
+          <w:tcPr>
+            <w:tcW w:type="dxa" w:w="2160"/>
+          </w:tcPr>
+          <w:p>
+            <w:r>
+              <w:t>消费科技</w:t>
+            </w:r>
+          </w:p>
+        </w:tc>
+        <w:tc>
+          <w:tcPr>
+            <w:tcW w:type="dxa" w:w="2160"/>
+          </w:tcPr>
+          <w:p>
+            <w:r>
+              <w:t>733亿</w:t>
+            </w:r>
+          </w:p>
+        </w:tc>
+        <w:tc>
+          <w:tcPr>
+            <w:tcW w:type="dxa" w:w="2160"/>
+          </w:tcPr>
+          <w:p>
+            <w:r>
+              <w:t>7%</w:t>
+            </w:r>
+          </w:p>
+        </w:tc>
+      </w:tr>
+      <w:tr>
+        <w:tc>
+          <w:tcPr>
+            <w:tcW w:type="dxa" w:w="2160"/>
+          </w:tcPr>
+          <w:p>
+            <w:r>
+              <w:t>方正科技传媒有限公司</w:t>
+            </w:r>
+          </w:p>
+        </w:tc>
+        <w:tc>
+          <w:tcPr>
+            <w:tcW w:type="dxa" w:w="2160"/>
+          </w:tcPr>
+          <w:p>
+            <w:r>
+              <w:t>人工智能</w:t>
+            </w:r>
+          </w:p>
+        </w:tc>
+        <w:tc>
+          <w:tcPr>
+            <w:tcW w:type="dxa" w:w="2160"/>
+          </w:tcPr>
+          <w:p>
+            <w:r>
+              <w:t>558亿</w:t>
+            </w:r>
+          </w:p>
+        </w:tc>
+        <w:tc>
+          <w:tcPr>
+            <w:tcW w:type="dxa" w:w="2160"/>
+          </w:tcPr>
+          <w:p>
+            <w:r>
+              <w:t>7%</w:t>
+            </w:r>
+          </w:p>
+        </w:tc>
+      </w:tr>
+      <w:tr>
+        <w:tc>
+          <w:tcPr>
+            <w:tcW w:type="dxa" w:w="2160"/>
+          </w:tcPr>
+          <w:p>
+            <w:r>
+              <w:t>方正科技传媒有限公司</w:t>
+            </w:r>
+          </w:p>
+        </w:tc>
+        <w:tc>
+          <w:tcPr>
+            <w:tcW w:type="dxa" w:w="2160"/>
+          </w:tcPr>
+          <w:p>
+            <w:r>
+              <w:t>人工智能</w:t>
+            </w:r>
+          </w:p>
+        </w:tc>
+        <w:tc>
+          <w:tcPr>
+            <w:tcW w:type="dxa" w:w="2160"/>
+          </w:tcPr>
+          <w:p>
+            <w:r>
+              <w:t>528亿</w:t>
+            </w:r>
+          </w:p>
+        </w:tc>
+        <w:tc>
+          <w:tcPr>
+            <w:tcW w:type="dxa" w:w="2160"/>
+          </w:tcPr>
+          <w:p>
+            <w:r>
+              <w:t>25%</w:t>
+            </w:r>
+          </w:p>
+        </w:tc>
+      </w:tr>
+    </w:tbl>
+    <w:p>
+      <w:pPr>
+        <w:pStyle w:val="Heading1"/>
+      </w:pPr>
+      <w:r>
+        <w:t>行业分析 3</w:t>
+      </w:r>
+    </w:p>
+    <w:p>
+      <w:r>
+        <w:br/>
+        <w:t>华成育卓传媒有限公司 是中国 人工智能 行业的重要企业之一。</w:t>
+        <w:br/>
+        <w:t>根据华辰资本 投资委员会 的研究，该公司成立于 2006 年，</w:t>
+        <w:br/>
+        <w:t>目前员工规模约 7579 人。公司近年来持续加大研发投入，</w:t>
+        <w:br/>
+        <w:t>在核心技术方面形成了较强的竞争壁垒。</w:t>
         <w:br/>
       </w:r>
     </w:p>
@@ -43,37 +1609,11 @@
     <w:p>
       <w:r>
         <w:br/>
-        <w:t>从产业链角度看，人工智能 行业主要由上游设备厂商、</w:t>
+        <w:t>根据内部财务模型测算，艾提科信科技有限公司 在未来三年</w:t>
         <w:br/>
-        <w:t>中游平台企业以及下游应用厂商组成。</w:t>
+        <w:t>收入复合增长率预计可达到 27% 左右。</w:t>
         <w:br/>
-        <w:t>信诚致远传媒有限公司 主要位于产业链的 中游 环节。</w:t>
-        <w:br/>
-      </w:r>
-    </w:p>
-    <w:p>
-      <w:r>
-        <w:br/>
-        <w:t>浦华众城科技有限公司 是中国 半导体 行业的重要企业之一。</w:t>
-        <w:br/>
-        <w:t>根据华辰资本 投资委员会 的研究，该公司成立于 2015 年，</w:t>
-        <w:br/>
-        <w:t>目前员工规模约 273 人。公司近年来持续加大研发投入，</w:t>
-        <w:br/>
-        <w:t>在核心技术方面形成了较强的竞争壁垒。</w:t>
-        <w:br/>
-      </w:r>
-    </w:p>
-    <w:p>
-      <w:r>
-        <w:br/>
-        <w:t>创联世纪科技有限公司 是中国 医疗科技 行业的重要企业之一。</w:t>
-        <w:br/>
-        <w:t>根据华辰资本 资产配置委员会 的研究，该公司成立于 2008 年，</w:t>
-        <w:br/>
-        <w:t>目前员工规模约 3688 人。公司近年来持续加大研发投入，</w:t>
-        <w:br/>
-        <w:t>在核心技术方面形成了较强的竞争壁垒。</w:t>
+        <w:t>该预测基于行业需求增长以及公司产能扩张计划。</w:t>
         <w:br/>
       </w:r>
     </w:p>
@@ -91,22 +1631,46 @@
     <w:p>
       <w:r>
         <w:br/>
-        <w:t>风险管理部认为，新能源 行业仍然面临若干</w:t>
+        <w:t>联软科技有限公司 是中国 消费科技 行业的重要企业之一。</w:t>
         <w:br/>
-        <w:t>不确定性因素，包括技术迭代风险、政策变化、</w:t>
+        <w:t>根据华辰资本 投资策略部 的研究，该公司成立于 2009 年，</w:t>
         <w:br/>
-        <w:t>以及市场竞争加剧等问题。</w:t>
+        <w:t>目前员工规模约 7080 人。公司近年来持续加大研发投入，</w:t>
+        <w:br/>
+        <w:t>在核心技术方面形成了较强的竞争壁垒。</w:t>
         <w:br/>
       </w:r>
     </w:p>
     <w:p>
       <w:r>
         <w:br/>
-        <w:t>根据内部财务模型测算，浦华众城科技有限公司 在未来三年</w:t>
+        <w:t>从产业链角度看，新能源 行业主要由上游设备厂商、</w:t>
         <w:br/>
-        <w:t>收入复合增长率预计可达到 15% 左右。</w:t>
+        <w:t>中游平台企业以及下游应用厂商组成。</w:t>
         <w:br/>
-        <w:t>该预测基于行业需求增长以及公司产能扩张计划。</w:t>
+        <w:t>创汇传媒有限公司 主要位于产业链的 中游 环节。</w:t>
+        <w:br/>
+      </w:r>
+    </w:p>
+    <w:p>
+      <w:r>
+        <w:br/>
+        <w:t>华辰资本旗下的 HC Quant Arbitrage Fund 在最近的资产配置会议中</w:t>
+        <w:br/>
+        <w:t>讨论了 新能源 行业的投资机会，并对 恩悌网络有限公司</w:t>
+        <w:br/>
+        <w:t>进行了重点评估。</w:t>
+        <w:br/>
+      </w:r>
+    </w:p>
+    <w:p>
+      <w:r>
+        <w:br/>
+        <w:t>从产业链角度看，新能源 行业主要由上游设备厂商、</w:t>
+        <w:br/>
+        <w:t>中游平台企业以及下游应用厂商组成。</w:t>
+        <w:br/>
+        <w:t>富罳网络有限公司 主要位于产业链的 上游 环节。</w:t>
         <w:br/>
       </w:r>
     </w:p>
@@ -170,37 +1734,37 @@
           </w:tcPr>
           <w:p>
             <w:r>
-              <w:t>创亿网络有限公司</w:t>
-            </w:r>
-          </w:p>
-        </w:tc>
-        <w:tc>
-          <w:tcPr>
-            <w:tcW w:type="dxa" w:w="2160"/>
-          </w:tcPr>
-          <w:p>
-            <w:r>
-              <w:t>云计算</w:t>
-            </w:r>
-          </w:p>
-        </w:tc>
-        <w:tc>
-          <w:tcPr>
-            <w:tcW w:type="dxa" w:w="2160"/>
-          </w:tcPr>
-          <w:p>
-            <w:r>
-              <w:t>487亿</w:t>
-            </w:r>
-          </w:p>
-        </w:tc>
-        <w:tc>
-          <w:tcPr>
-            <w:tcW w:type="dxa" w:w="2160"/>
-          </w:tcPr>
-          <w:p>
-            <w:r>
-              <w:t>26%</w:t>
+              <w:t>中建创业科技有限公司</w:t>
+            </w:r>
+          </w:p>
+        </w:tc>
+        <w:tc>
+          <w:tcPr>
+            <w:tcW w:type="dxa" w:w="2160"/>
+          </w:tcPr>
+          <w:p>
+            <w:r>
+              <w:t>半导体</w:t>
+            </w:r>
+          </w:p>
+        </w:tc>
+        <w:tc>
+          <w:tcPr>
+            <w:tcW w:type="dxa" w:w="2160"/>
+          </w:tcPr>
+          <w:p>
+            <w:r>
+              <w:t>119亿</w:t>
+            </w:r>
+          </w:p>
+        </w:tc>
+        <w:tc>
+          <w:tcPr>
+            <w:tcW w:type="dxa" w:w="2160"/>
+          </w:tcPr>
+          <w:p>
+            <w:r>
+              <w:t>25%</w:t>
             </w:r>
           </w:p>
         </w:tc>
@@ -212,37 +1776,37 @@
           </w:tcPr>
           <w:p>
             <w:r>
-              <w:t>创汇传媒有限公司</w:t>
-            </w:r>
-          </w:p>
-        </w:tc>
-        <w:tc>
-          <w:tcPr>
-            <w:tcW w:type="dxa" w:w="2160"/>
-          </w:tcPr>
-          <w:p>
-            <w:r>
-              <w:t>新能源</w:t>
-            </w:r>
-          </w:p>
-        </w:tc>
-        <w:tc>
-          <w:tcPr>
-            <w:tcW w:type="dxa" w:w="2160"/>
-          </w:tcPr>
-          <w:p>
-            <w:r>
-              <w:t>493亿</w:t>
-            </w:r>
-          </w:p>
-        </w:tc>
-        <w:tc>
-          <w:tcPr>
-            <w:tcW w:type="dxa" w:w="2160"/>
-          </w:tcPr>
-          <w:p>
-            <w:r>
-              <w:t>17%</w:t>
+              <w:t>华成育卓科技有限公司</w:t>
+            </w:r>
+          </w:p>
+        </w:tc>
+        <w:tc>
+          <w:tcPr>
+            <w:tcW w:type="dxa" w:w="2160"/>
+          </w:tcPr>
+          <w:p>
+            <w:r>
+              <w:t>医疗科技</w:t>
+            </w:r>
+          </w:p>
+        </w:tc>
+        <w:tc>
+          <w:tcPr>
+            <w:tcW w:type="dxa" w:w="2160"/>
+          </w:tcPr>
+          <w:p>
+            <w:r>
+              <w:t>214亿</w:t>
+            </w:r>
+          </w:p>
+        </w:tc>
+        <w:tc>
+          <w:tcPr>
+            <w:tcW w:type="dxa" w:w="2160"/>
+          </w:tcPr>
+          <w:p>
+            <w:r>
+              <w:t>9%</w:t>
             </w:r>
           </w:p>
         </w:tc>
@@ -254,37 +1818,37 @@
           </w:tcPr>
           <w:p>
             <w:r>
-              <w:t>浦华众城信息有限公司</w:t>
-            </w:r>
-          </w:p>
-        </w:tc>
-        <w:tc>
-          <w:tcPr>
-            <w:tcW w:type="dxa" w:w="2160"/>
-          </w:tcPr>
-          <w:p>
-            <w:r>
-              <w:t>云计算</w:t>
-            </w:r>
-          </w:p>
-        </w:tc>
-        <w:tc>
-          <w:tcPr>
-            <w:tcW w:type="dxa" w:w="2160"/>
-          </w:tcPr>
-          <w:p>
-            <w:r>
-              <w:t>760亿</w:t>
-            </w:r>
-          </w:p>
-        </w:tc>
-        <w:tc>
-          <w:tcPr>
-            <w:tcW w:type="dxa" w:w="2160"/>
-          </w:tcPr>
-          <w:p>
-            <w:r>
-              <w:t>26%</w:t>
+              <w:t>惠派国际公司科技有限公司</w:t>
+            </w:r>
+          </w:p>
+        </w:tc>
+        <w:tc>
+          <w:tcPr>
+            <w:tcW w:type="dxa" w:w="2160"/>
+          </w:tcPr>
+          <w:p>
+            <w:r>
+              <w:t>人工智能</w:t>
+            </w:r>
+          </w:p>
+        </w:tc>
+        <w:tc>
+          <w:tcPr>
+            <w:tcW w:type="dxa" w:w="2160"/>
+          </w:tcPr>
+          <w:p>
+            <w:r>
+              <w:t>413亿</w:t>
+            </w:r>
+          </w:p>
+        </w:tc>
+        <w:tc>
+          <w:tcPr>
+            <w:tcW w:type="dxa" w:w="2160"/>
+          </w:tcPr>
+          <w:p>
+            <w:r>
+              <w:t>18%</w:t>
             </w:r>
           </w:p>
         </w:tc>
@@ -296,37 +1860,37 @@
           </w:tcPr>
           <w:p>
             <w:r>
-              <w:t>快讯网络有限公司</w:t>
-            </w:r>
-          </w:p>
-        </w:tc>
-        <w:tc>
-          <w:tcPr>
-            <w:tcW w:type="dxa" w:w="2160"/>
-          </w:tcPr>
-          <w:p>
-            <w:r>
-              <w:t>新能源</w:t>
-            </w:r>
-          </w:p>
-        </w:tc>
-        <w:tc>
-          <w:tcPr>
-            <w:tcW w:type="dxa" w:w="2160"/>
-          </w:tcPr>
-          <w:p>
-            <w:r>
-              <w:t>703亿</w:t>
-            </w:r>
-          </w:p>
-        </w:tc>
-        <w:tc>
-          <w:tcPr>
-            <w:tcW w:type="dxa" w:w="2160"/>
-          </w:tcPr>
-          <w:p>
-            <w:r>
-              <w:t>30%</w:t>
+              <w:t>方正科技信息有限公司</w:t>
+            </w:r>
+          </w:p>
+        </w:tc>
+        <w:tc>
+          <w:tcPr>
+            <w:tcW w:type="dxa" w:w="2160"/>
+          </w:tcPr>
+          <w:p>
+            <w:r>
+              <w:t>消费科技</w:t>
+            </w:r>
+          </w:p>
+        </w:tc>
+        <w:tc>
+          <w:tcPr>
+            <w:tcW w:type="dxa" w:w="2160"/>
+          </w:tcPr>
+          <w:p>
+            <w:r>
+              <w:t>267亿</w:t>
+            </w:r>
+          </w:p>
+        </w:tc>
+        <w:tc>
+          <w:tcPr>
+            <w:tcW w:type="dxa" w:w="2160"/>
+          </w:tcPr>
+          <w:p>
+            <w:r>
+              <w:t>20%</w:t>
             </w:r>
           </w:p>
         </w:tc>
@@ -338,7 +1902,7 @@
           </w:tcPr>
           <w:p>
             <w:r>
-              <w:t>迪摩科技有限公司</w:t>
+              <w:t>新格林耐特网络有限公司</w:t>
             </w:r>
           </w:p>
         </w:tc>
@@ -358,17 +1922,17 @@
           </w:tcPr>
           <w:p>
             <w:r>
-              <w:t>227亿</w:t>
-            </w:r>
-          </w:p>
-        </w:tc>
-        <w:tc>
-          <w:tcPr>
-            <w:tcW w:type="dxa" w:w="2160"/>
-          </w:tcPr>
-          <w:p>
-            <w:r>
-              <w:t>22%</w:t>
+              <w:t>182亿</w:t>
+            </w:r>
+          </w:p>
+        </w:tc>
+        <w:tc>
+          <w:tcPr>
+            <w:tcW w:type="dxa" w:w="2160"/>
+          </w:tcPr>
+          <w:p>
+            <w:r>
+              <w:t>9%</w:t>
             </w:r>
           </w:p>
         </w:tc>
@@ -380,37 +1944,37 @@
           </w:tcPr>
           <w:p>
             <w:r>
-              <w:t>雨林木风计算机科技有限公司</w:t>
-            </w:r>
-          </w:p>
-        </w:tc>
-        <w:tc>
-          <w:tcPr>
-            <w:tcW w:type="dxa" w:w="2160"/>
-          </w:tcPr>
-          <w:p>
-            <w:r>
-              <w:t>人工智能</w:t>
-            </w:r>
-          </w:p>
-        </w:tc>
-        <w:tc>
-          <w:tcPr>
-            <w:tcW w:type="dxa" w:w="2160"/>
-          </w:tcPr>
-          <w:p>
-            <w:r>
-              <w:t>547亿</w:t>
-            </w:r>
-          </w:p>
-        </w:tc>
-        <w:tc>
-          <w:tcPr>
-            <w:tcW w:type="dxa" w:w="2160"/>
-          </w:tcPr>
-          <w:p>
-            <w:r>
-              <w:t>8%</w:t>
+              <w:t>昂歌信息信息有限公司</w:t>
+            </w:r>
+          </w:p>
+        </w:tc>
+        <w:tc>
+          <w:tcPr>
+            <w:tcW w:type="dxa" w:w="2160"/>
+          </w:tcPr>
+          <w:p>
+            <w:r>
+              <w:t>消费科技</w:t>
+            </w:r>
+          </w:p>
+        </w:tc>
+        <w:tc>
+          <w:tcPr>
+            <w:tcW w:type="dxa" w:w="2160"/>
+          </w:tcPr>
+          <w:p>
+            <w:r>
+              <w:t>144亿</w:t>
+            </w:r>
+          </w:p>
+        </w:tc>
+        <w:tc>
+          <w:tcPr>
+            <w:tcW w:type="dxa" w:w="2160"/>
+          </w:tcPr>
+          <w:p>
+            <w:r>
+              <w:t>13%</w:t>
             </w:r>
           </w:p>
         </w:tc>
@@ -422,37 +1986,37 @@
           </w:tcPr>
           <w:p>
             <w:r>
-              <w:t>迪摩科技有限公司</w:t>
-            </w:r>
-          </w:p>
-        </w:tc>
-        <w:tc>
-          <w:tcPr>
-            <w:tcW w:type="dxa" w:w="2160"/>
-          </w:tcPr>
-          <w:p>
-            <w:r>
-              <w:t>人工智能</w:t>
-            </w:r>
-          </w:p>
-        </w:tc>
-        <w:tc>
-          <w:tcPr>
-            <w:tcW w:type="dxa" w:w="2160"/>
-          </w:tcPr>
-          <w:p>
-            <w:r>
-              <w:t>433亿</w:t>
-            </w:r>
-          </w:p>
-        </w:tc>
-        <w:tc>
-          <w:tcPr>
-            <w:tcW w:type="dxa" w:w="2160"/>
-          </w:tcPr>
-          <w:p>
-            <w:r>
-              <w:t>25%</w:t>
+              <w:t>九方传媒有限公司</w:t>
+            </w:r>
+          </w:p>
+        </w:tc>
+        <w:tc>
+          <w:tcPr>
+            <w:tcW w:type="dxa" w:w="2160"/>
+          </w:tcPr>
+          <w:p>
+            <w:r>
+              <w:t>医疗科技</w:t>
+            </w:r>
+          </w:p>
+        </w:tc>
+        <w:tc>
+          <w:tcPr>
+            <w:tcW w:type="dxa" w:w="2160"/>
+          </w:tcPr>
+          <w:p>
+            <w:r>
+              <w:t>181亿</w:t>
+            </w:r>
+          </w:p>
+        </w:tc>
+        <w:tc>
+          <w:tcPr>
+            <w:tcW w:type="dxa" w:w="2160"/>
+          </w:tcPr>
+          <w:p>
+            <w:r>
+              <w:t>20%</w:t>
             </w:r>
           </w:p>
         </w:tc>
@@ -464,37 +2028,37 @@
           </w:tcPr>
           <w:p>
             <w:r>
-              <w:t>九方网络有限公司</w:t>
-            </w:r>
-          </w:p>
-        </w:tc>
-        <w:tc>
-          <w:tcPr>
-            <w:tcW w:type="dxa" w:w="2160"/>
-          </w:tcPr>
-          <w:p>
-            <w:r>
-              <w:t>新能源</w:t>
-            </w:r>
-          </w:p>
-        </w:tc>
-        <w:tc>
-          <w:tcPr>
-            <w:tcW w:type="dxa" w:w="2160"/>
-          </w:tcPr>
-          <w:p>
-            <w:r>
-              <w:t>366亿</w:t>
-            </w:r>
-          </w:p>
-        </w:tc>
-        <w:tc>
-          <w:tcPr>
-            <w:tcW w:type="dxa" w:w="2160"/>
-          </w:tcPr>
-          <w:p>
-            <w:r>
-              <w:t>21%</w:t>
+              <w:t>明腾传媒有限公司</w:t>
+            </w:r>
+          </w:p>
+        </w:tc>
+        <w:tc>
+          <w:tcPr>
+            <w:tcW w:type="dxa" w:w="2160"/>
+          </w:tcPr>
+          <w:p>
+            <w:r>
+              <w:t>人工智能</w:t>
+            </w:r>
+          </w:p>
+        </w:tc>
+        <w:tc>
+          <w:tcPr>
+            <w:tcW w:type="dxa" w:w="2160"/>
+          </w:tcPr>
+          <w:p>
+            <w:r>
+              <w:t>610亿</w:t>
+            </w:r>
+          </w:p>
+        </w:tc>
+        <w:tc>
+          <w:tcPr>
+            <w:tcW w:type="dxa" w:w="2160"/>
+          </w:tcPr>
+          <w:p>
+            <w:r>
+              <w:t>7%</w:t>
             </w:r>
           </w:p>
         </w:tc>
@@ -506,37 +2070,37 @@
           </w:tcPr>
           <w:p>
             <w:r>
-              <w:t>东方峻景传媒有限公司</w:t>
-            </w:r>
-          </w:p>
-        </w:tc>
-        <w:tc>
-          <w:tcPr>
-            <w:tcW w:type="dxa" w:w="2160"/>
-          </w:tcPr>
-          <w:p>
-            <w:r>
-              <w:t>新能源</w:t>
-            </w:r>
-          </w:p>
-        </w:tc>
-        <w:tc>
-          <w:tcPr>
-            <w:tcW w:type="dxa" w:w="2160"/>
-          </w:tcPr>
-          <w:p>
-            <w:r>
-              <w:t>217亿</w:t>
-            </w:r>
-          </w:p>
-        </w:tc>
-        <w:tc>
-          <w:tcPr>
-            <w:tcW w:type="dxa" w:w="2160"/>
-          </w:tcPr>
-          <w:p>
-            <w:r>
-              <w:t>12%</w:t>
+              <w:t>创联世纪信息有限公司</w:t>
+            </w:r>
+          </w:p>
+        </w:tc>
+        <w:tc>
+          <w:tcPr>
+            <w:tcW w:type="dxa" w:w="2160"/>
+          </w:tcPr>
+          <w:p>
+            <w:r>
+              <w:t>云计算</w:t>
+            </w:r>
+          </w:p>
+        </w:tc>
+        <w:tc>
+          <w:tcPr>
+            <w:tcW w:type="dxa" w:w="2160"/>
+          </w:tcPr>
+          <w:p>
+            <w:r>
+              <w:t>147亿</w:t>
+            </w:r>
+          </w:p>
+        </w:tc>
+        <w:tc>
+          <w:tcPr>
+            <w:tcW w:type="dxa" w:w="2160"/>
+          </w:tcPr>
+          <w:p>
+            <w:r>
+              <w:t>30%</w:t>
             </w:r>
           </w:p>
         </w:tc>
@@ -548,37 +2112,37 @@
           </w:tcPr>
           <w:p>
             <w:r>
-              <w:t>国讯网络有限公司</w:t>
-            </w:r>
-          </w:p>
-        </w:tc>
-        <w:tc>
-          <w:tcPr>
-            <w:tcW w:type="dxa" w:w="2160"/>
-          </w:tcPr>
-          <w:p>
-            <w:r>
-              <w:t>云计算</w:t>
-            </w:r>
-          </w:p>
-        </w:tc>
-        <w:tc>
-          <w:tcPr>
-            <w:tcW w:type="dxa" w:w="2160"/>
-          </w:tcPr>
-          <w:p>
-            <w:r>
-              <w:t>413亿</w:t>
-            </w:r>
-          </w:p>
-        </w:tc>
-        <w:tc>
-          <w:tcPr>
-            <w:tcW w:type="dxa" w:w="2160"/>
-          </w:tcPr>
-          <w:p>
-            <w:r>
-              <w:t>22%</w:t>
+              <w:t>创汇传媒有限公司</w:t>
+            </w:r>
+          </w:p>
+        </w:tc>
+        <w:tc>
+          <w:tcPr>
+            <w:tcW w:type="dxa" w:w="2160"/>
+          </w:tcPr>
+          <w:p>
+            <w:r>
+              <w:t>新能源</w:t>
+            </w:r>
+          </w:p>
+        </w:tc>
+        <w:tc>
+          <w:tcPr>
+            <w:tcW w:type="dxa" w:w="2160"/>
+          </w:tcPr>
+          <w:p>
+            <w:r>
+              <w:t>342亿</w:t>
+            </w:r>
+          </w:p>
+        </w:tc>
+        <w:tc>
+          <w:tcPr>
+            <w:tcW w:type="dxa" w:w="2160"/>
+          </w:tcPr>
+          <w:p>
+            <w:r>
+              <w:t>15%</w:t>
             </w:r>
           </w:p>
         </w:tc>
@@ -590,37 +2154,37 @@
           </w:tcPr>
           <w:p>
             <w:r>
-              <w:t>精芯信息有限公司</w:t>
-            </w:r>
-          </w:p>
-        </w:tc>
-        <w:tc>
-          <w:tcPr>
-            <w:tcW w:type="dxa" w:w="2160"/>
-          </w:tcPr>
-          <w:p>
-            <w:r>
-              <w:t>消费科技</w:t>
-            </w:r>
-          </w:p>
-        </w:tc>
-        <w:tc>
-          <w:tcPr>
-            <w:tcW w:type="dxa" w:w="2160"/>
-          </w:tcPr>
-          <w:p>
-            <w:r>
-              <w:t>470亿</w:t>
-            </w:r>
-          </w:p>
-        </w:tc>
-        <w:tc>
-          <w:tcPr>
-            <w:tcW w:type="dxa" w:w="2160"/>
-          </w:tcPr>
-          <w:p>
-            <w:r>
-              <w:t>27%</w:t>
+              <w:t>富罳网络有限公司</w:t>
+            </w:r>
+          </w:p>
+        </w:tc>
+        <w:tc>
+          <w:tcPr>
+            <w:tcW w:type="dxa" w:w="2160"/>
+          </w:tcPr>
+          <w:p>
+            <w:r>
+              <w:t>新能源</w:t>
+            </w:r>
+          </w:p>
+        </w:tc>
+        <w:tc>
+          <w:tcPr>
+            <w:tcW w:type="dxa" w:w="2160"/>
+          </w:tcPr>
+          <w:p>
+            <w:r>
+              <w:t>651亿</w:t>
+            </w:r>
+          </w:p>
+        </w:tc>
+        <w:tc>
+          <w:tcPr>
+            <w:tcW w:type="dxa" w:w="2160"/>
+          </w:tcPr>
+          <w:p>
+            <w:r>
+              <w:t>7%</w:t>
             </w:r>
           </w:p>
         </w:tc>
@@ -632,37 +2196,37 @@
           </w:tcPr>
           <w:p>
             <w:r>
-              <w:t>创联世纪科技有限公司</w:t>
-            </w:r>
-          </w:p>
-        </w:tc>
-        <w:tc>
-          <w:tcPr>
-            <w:tcW w:type="dxa" w:w="2160"/>
-          </w:tcPr>
-          <w:p>
-            <w:r>
-              <w:t>医疗科技</w:t>
-            </w:r>
-          </w:p>
-        </w:tc>
-        <w:tc>
-          <w:tcPr>
-            <w:tcW w:type="dxa" w:w="2160"/>
-          </w:tcPr>
-          <w:p>
-            <w:r>
-              <w:t>678亿</w:t>
-            </w:r>
-          </w:p>
-        </w:tc>
-        <w:tc>
-          <w:tcPr>
-            <w:tcW w:type="dxa" w:w="2160"/>
-          </w:tcPr>
-          <w:p>
-            <w:r>
-              <w:t>19%</w:t>
+              <w:t>泰麒麟网络有限公司</w:t>
+            </w:r>
+          </w:p>
+        </w:tc>
+        <w:tc>
+          <w:tcPr>
+            <w:tcW w:type="dxa" w:w="2160"/>
+          </w:tcPr>
+          <w:p>
+            <w:r>
+              <w:t>云计算</w:t>
+            </w:r>
+          </w:p>
+        </w:tc>
+        <w:tc>
+          <w:tcPr>
+            <w:tcW w:type="dxa" w:w="2160"/>
+          </w:tcPr>
+          <w:p>
+            <w:r>
+              <w:t>567亿</w:t>
+            </w:r>
+          </w:p>
+        </w:tc>
+        <w:tc>
+          <w:tcPr>
+            <w:tcW w:type="dxa" w:w="2160"/>
+          </w:tcPr>
+          <w:p>
+            <w:r>
+              <w:t>5%</w:t>
             </w:r>
           </w:p>
         </w:tc>
@@ -674,37 +2238,37 @@
           </w:tcPr>
           <w:p>
             <w:r>
-              <w:t>立信电子网络有限公司</w:t>
-            </w:r>
-          </w:p>
-        </w:tc>
-        <w:tc>
-          <w:tcPr>
-            <w:tcW w:type="dxa" w:w="2160"/>
-          </w:tcPr>
-          <w:p>
-            <w:r>
-              <w:t>云计算</w:t>
-            </w:r>
-          </w:p>
-        </w:tc>
-        <w:tc>
-          <w:tcPr>
-            <w:tcW w:type="dxa" w:w="2160"/>
-          </w:tcPr>
-          <w:p>
-            <w:r>
-              <w:t>342亿</w:t>
-            </w:r>
-          </w:p>
-        </w:tc>
-        <w:tc>
-          <w:tcPr>
-            <w:tcW w:type="dxa" w:w="2160"/>
-          </w:tcPr>
-          <w:p>
-            <w:r>
-              <w:t>13%</w:t>
+              <w:t>雨林木风计算机科技有限公司</w:t>
+            </w:r>
+          </w:p>
+        </w:tc>
+        <w:tc>
+          <w:tcPr>
+            <w:tcW w:type="dxa" w:w="2160"/>
+          </w:tcPr>
+          <w:p>
+            <w:r>
+              <w:t>半导体</w:t>
+            </w:r>
+          </w:p>
+        </w:tc>
+        <w:tc>
+          <w:tcPr>
+            <w:tcW w:type="dxa" w:w="2160"/>
+          </w:tcPr>
+          <w:p>
+            <w:r>
+              <w:t>114亿</w:t>
+            </w:r>
+          </w:p>
+        </w:tc>
+        <w:tc>
+          <w:tcPr>
+            <w:tcW w:type="dxa" w:w="2160"/>
+          </w:tcPr>
+          <w:p>
+            <w:r>
+              <w:t>25%</w:t>
             </w:r>
           </w:p>
         </w:tc>
@@ -716,7 +2280,7 @@
           </w:tcPr>
           <w:p>
             <w:r>
-              <w:t>天益信息有限公司</w:t>
+              <w:t>艾提科信科技有限公司</w:t>
             </w:r>
           </w:p>
         </w:tc>
@@ -736,17 +2300,17 @@
           </w:tcPr>
           <w:p>
             <w:r>
-              <w:t>366亿</w:t>
-            </w:r>
-          </w:p>
-        </w:tc>
-        <w:tc>
-          <w:tcPr>
-            <w:tcW w:type="dxa" w:w="2160"/>
-          </w:tcPr>
-          <w:p>
-            <w:r>
-              <w:t>25%</w:t>
+              <w:t>458亿</w:t>
+            </w:r>
+          </w:p>
+        </w:tc>
+        <w:tc>
+          <w:tcPr>
+            <w:tcW w:type="dxa" w:w="2160"/>
+          </w:tcPr>
+          <w:p>
+            <w:r>
+              <w:t>30%</w:t>
             </w:r>
           </w:p>
         </w:tc>
@@ -758,37 +2322,37 @@
           </w:tcPr>
           <w:p>
             <w:r>
-              <w:t>信诚致远传媒有限公司</w:t>
-            </w:r>
-          </w:p>
-        </w:tc>
-        <w:tc>
-          <w:tcPr>
-            <w:tcW w:type="dxa" w:w="2160"/>
-          </w:tcPr>
-          <w:p>
-            <w:r>
-              <w:t>人工智能</w:t>
-            </w:r>
-          </w:p>
-        </w:tc>
-        <w:tc>
-          <w:tcPr>
-            <w:tcW w:type="dxa" w:w="2160"/>
-          </w:tcPr>
-          <w:p>
-            <w:r>
-              <w:t>786亿</w:t>
-            </w:r>
-          </w:p>
-        </w:tc>
-        <w:tc>
-          <w:tcPr>
-            <w:tcW w:type="dxa" w:w="2160"/>
-          </w:tcPr>
-          <w:p>
-            <w:r>
-              <w:t>25%</w:t>
+              <w:t>昂歌信息信息有限公司</w:t>
+            </w:r>
+          </w:p>
+        </w:tc>
+        <w:tc>
+          <w:tcPr>
+            <w:tcW w:type="dxa" w:w="2160"/>
+          </w:tcPr>
+          <w:p>
+            <w:r>
+              <w:t>消费科技</w:t>
+            </w:r>
+          </w:p>
+        </w:tc>
+        <w:tc>
+          <w:tcPr>
+            <w:tcW w:type="dxa" w:w="2160"/>
+          </w:tcPr>
+          <w:p>
+            <w:r>
+              <w:t>699亿</w:t>
+            </w:r>
+          </w:p>
+        </w:tc>
+        <w:tc>
+          <w:tcPr>
+            <w:tcW w:type="dxa" w:w="2160"/>
+          </w:tcPr>
+          <w:p>
+            <w:r>
+              <w:t>20%</w:t>
             </w:r>
           </w:p>
         </w:tc>
@@ -799,17 +2363,845 @@
         <w:pStyle w:val="Heading1"/>
       </w:pPr>
       <w:r>
-        <w:t>行业分析 2</w:t>
+        <w:t>行业分析 4</w:t>
       </w:r>
     </w:p>
     <w:p>
       <w:r>
         <w:br/>
-        <w:t>从产业链角度看，医疗科技 行业主要由上游设备厂商、</w:t>
+        <w:t>良诺科技有限公司 是中国 云计算 行业的重要企业之一。</w:t>
+        <w:br/>
+        <w:t>根据华辰资本 投资委员会 的研究，该公司成立于 2016 年，</w:t>
+        <w:br/>
+        <w:t>目前员工规模约 1663 人。公司近年来持续加大研发投入，</w:t>
+        <w:br/>
+        <w:t>在核心技术方面形成了较强的竞争壁垒。</w:t>
+        <w:br/>
+      </w:r>
+    </w:p>
+    <w:p>
+      <w:r>
+        <w:br/>
+        <w:t>华辰资本旗下的 HC Quant Arbitrage Fund 在最近的资产配置会议中</w:t>
+        <w:br/>
+        <w:t>讨论了 消费科技 行业的投资机会，并对 联通时科传媒有限公司</w:t>
+        <w:br/>
+        <w:t>进行了重点评估。</w:t>
+        <w:br/>
+      </w:r>
+    </w:p>
+    <w:p>
+      <w:r>
+        <w:br/>
+        <w:t>华辰资本旗下的 HC Global Macro Fund 在最近的资产配置会议中</w:t>
+        <w:br/>
+        <w:t>讨论了 半导体 行业的投资机会，并对 精芯信息有限公司</w:t>
+        <w:br/>
+        <w:t>进行了重点评估。</w:t>
+        <w:br/>
+      </w:r>
+    </w:p>
+    <w:p>
+      <w:r>
+        <w:br/>
+        <w:t>从产业链角度看，机器人 行业主要由上游设备厂商、</w:t>
         <w:br/>
         <w:t>中游平台企业以及下游应用厂商组成。</w:t>
         <w:br/>
-        <w:t>雨林木风计算机网络有限公司 主要位于产业链的 上游 环节。</w:t>
+        <w:t>图龙信息传媒有限公司 主要位于产业链的 上游 环节。</w:t>
+        <w:br/>
+      </w:r>
+    </w:p>
+    <w:p>
+      <w:r>
+        <w:br/>
+        <w:t>根据内部财务模型测算，华成育卓传媒有限公司 在未来三年</w:t>
+        <w:br/>
+        <w:t>收入复合增长率预计可达到 13% 左右。</w:t>
+        <w:br/>
+        <w:t>该预测基于行业需求增长以及公司产能扩张计划。</w:t>
+        <w:br/>
+      </w:r>
+    </w:p>
+    <w:p>
+      <w:r>
+        <w:br/>
+        <w:t>精芯信息有限公司 是中国 半导体 行业的重要企业之一。</w:t>
+        <w:br/>
+        <w:t>根据华辰资本 风险管理部 的研究，该公司成立于 2019 年，</w:t>
+        <w:br/>
+        <w:t>目前员工规模约 5163 人。公司近年来持续加大研发投入，</w:t>
+        <w:br/>
+        <w:t>在核心技术方面形成了较强的竞争壁垒。</w:t>
+        <w:br/>
+      </w:r>
+    </w:p>
+    <w:p>
+      <w:r>
+        <w:br/>
+        <w:t>风险管理部认为，人工智能 行业仍然面临若干</w:t>
+        <w:br/>
+        <w:t>不确定性因素，包括技术迭代风险、政策变化、</w:t>
+        <w:br/>
+        <w:t>以及市场竞争加剧等问题。</w:t>
+        <w:br/>
+      </w:r>
+    </w:p>
+    <w:p>
+      <w:r>
+        <w:br/>
+        <w:t>从产业链角度看，新能源 行业主要由上游设备厂商、</w:t>
+        <w:br/>
+        <w:t>中游平台企业以及下游应用厂商组成。</w:t>
+        <w:br/>
+        <w:t>恩悌网络有限公司 主要位于产业链的 下游 环节。</w:t>
+        <w:br/>
+      </w:r>
+    </w:p>
+    <w:tbl>
+      <w:tblPr>
+        <w:tblW w:type="auto" w:w="0"/>
+        <w:tblLook w:firstColumn="1" w:firstRow="1" w:lastColumn="0" w:lastRow="0" w:noHBand="0" w:noVBand="1" w:val="04A0"/>
+      </w:tblPr>
+      <w:tblGrid>
+        <w:gridCol w:w="2160"/>
+        <w:gridCol w:w="2160"/>
+        <w:gridCol w:w="2160"/>
+        <w:gridCol w:w="2160"/>
+      </w:tblGrid>
+      <w:tr>
+        <w:tc>
+          <w:tcPr>
+            <w:tcW w:type="dxa" w:w="2160"/>
+          </w:tcPr>
+          <w:p>
+            <w:r>
+              <w:t>公司</w:t>
+            </w:r>
+          </w:p>
+        </w:tc>
+        <w:tc>
+          <w:tcPr>
+            <w:tcW w:type="dxa" w:w="2160"/>
+          </w:tcPr>
+          <w:p>
+            <w:r>
+              <w:t>行业</w:t>
+            </w:r>
+          </w:p>
+        </w:tc>
+        <w:tc>
+          <w:tcPr>
+            <w:tcW w:type="dxa" w:w="2160"/>
+          </w:tcPr>
+          <w:p>
+            <w:r>
+              <w:t>市值</w:t>
+            </w:r>
+          </w:p>
+        </w:tc>
+        <w:tc>
+          <w:tcPr>
+            <w:tcW w:type="dxa" w:w="2160"/>
+          </w:tcPr>
+          <w:p>
+            <w:r>
+              <w:t>增长率</w:t>
+            </w:r>
+          </w:p>
+        </w:tc>
+      </w:tr>
+      <w:tr>
+        <w:tc>
+          <w:tcPr>
+            <w:tcW w:type="dxa" w:w="2160"/>
+          </w:tcPr>
+          <w:p>
+            <w:r>
+              <w:t>华泰通安网络有限公司</w:t>
+            </w:r>
+          </w:p>
+        </w:tc>
+        <w:tc>
+          <w:tcPr>
+            <w:tcW w:type="dxa" w:w="2160"/>
+          </w:tcPr>
+          <w:p>
+            <w:r>
+              <w:t>半导体</w:t>
+            </w:r>
+          </w:p>
+        </w:tc>
+        <w:tc>
+          <w:tcPr>
+            <w:tcW w:type="dxa" w:w="2160"/>
+          </w:tcPr>
+          <w:p>
+            <w:r>
+              <w:t>297亿</w:t>
+            </w:r>
+          </w:p>
+        </w:tc>
+        <w:tc>
+          <w:tcPr>
+            <w:tcW w:type="dxa" w:w="2160"/>
+          </w:tcPr>
+          <w:p>
+            <w:r>
+              <w:t>6%</w:t>
+            </w:r>
+          </w:p>
+        </w:tc>
+      </w:tr>
+      <w:tr>
+        <w:tc>
+          <w:tcPr>
+            <w:tcW w:type="dxa" w:w="2160"/>
+          </w:tcPr>
+          <w:p>
+            <w:r>
+              <w:t>戴硕电子网络有限公司</w:t>
+            </w:r>
+          </w:p>
+        </w:tc>
+        <w:tc>
+          <w:tcPr>
+            <w:tcW w:type="dxa" w:w="2160"/>
+          </w:tcPr>
+          <w:p>
+            <w:r>
+              <w:t>新能源</w:t>
+            </w:r>
+          </w:p>
+        </w:tc>
+        <w:tc>
+          <w:tcPr>
+            <w:tcW w:type="dxa" w:w="2160"/>
+          </w:tcPr>
+          <w:p>
+            <w:r>
+              <w:t>430亿</w:t>
+            </w:r>
+          </w:p>
+        </w:tc>
+        <w:tc>
+          <w:tcPr>
+            <w:tcW w:type="dxa" w:w="2160"/>
+          </w:tcPr>
+          <w:p>
+            <w:r>
+              <w:t>7%</w:t>
+            </w:r>
+          </w:p>
+        </w:tc>
+      </w:tr>
+      <w:tr>
+        <w:tc>
+          <w:tcPr>
+            <w:tcW w:type="dxa" w:w="2160"/>
+          </w:tcPr>
+          <w:p>
+            <w:r>
+              <w:t>通际名联网络有限公司</w:t>
+            </w:r>
+          </w:p>
+        </w:tc>
+        <w:tc>
+          <w:tcPr>
+            <w:tcW w:type="dxa" w:w="2160"/>
+          </w:tcPr>
+          <w:p>
+            <w:r>
+              <w:t>机器人</w:t>
+            </w:r>
+          </w:p>
+        </w:tc>
+        <w:tc>
+          <w:tcPr>
+            <w:tcW w:type="dxa" w:w="2160"/>
+          </w:tcPr>
+          <w:p>
+            <w:r>
+              <w:t>688亿</w:t>
+            </w:r>
+          </w:p>
+        </w:tc>
+        <w:tc>
+          <w:tcPr>
+            <w:tcW w:type="dxa" w:w="2160"/>
+          </w:tcPr>
+          <w:p>
+            <w:r>
+              <w:t>21%</w:t>
+            </w:r>
+          </w:p>
+        </w:tc>
+      </w:tr>
+      <w:tr>
+        <w:tc>
+          <w:tcPr>
+            <w:tcW w:type="dxa" w:w="2160"/>
+          </w:tcPr>
+          <w:p>
+            <w:r>
+              <w:t>浦华众城网络有限公司</w:t>
+            </w:r>
+          </w:p>
+        </w:tc>
+        <w:tc>
+          <w:tcPr>
+            <w:tcW w:type="dxa" w:w="2160"/>
+          </w:tcPr>
+          <w:p>
+            <w:r>
+              <w:t>新能源</w:t>
+            </w:r>
+          </w:p>
+        </w:tc>
+        <w:tc>
+          <w:tcPr>
+            <w:tcW w:type="dxa" w:w="2160"/>
+          </w:tcPr>
+          <w:p>
+            <w:r>
+              <w:t>145亿</w:t>
+            </w:r>
+          </w:p>
+        </w:tc>
+        <w:tc>
+          <w:tcPr>
+            <w:tcW w:type="dxa" w:w="2160"/>
+          </w:tcPr>
+          <w:p>
+            <w:r>
+              <w:t>9%</w:t>
+            </w:r>
+          </w:p>
+        </w:tc>
+      </w:tr>
+      <w:tr>
+        <w:tc>
+          <w:tcPr>
+            <w:tcW w:type="dxa" w:w="2160"/>
+          </w:tcPr>
+          <w:p>
+            <w:r>
+              <w:t>新格林耐特网络有限公司</w:t>
+            </w:r>
+          </w:p>
+        </w:tc>
+        <w:tc>
+          <w:tcPr>
+            <w:tcW w:type="dxa" w:w="2160"/>
+          </w:tcPr>
+          <w:p>
+            <w:r>
+              <w:t>人工智能</w:t>
+            </w:r>
+          </w:p>
+        </w:tc>
+        <w:tc>
+          <w:tcPr>
+            <w:tcW w:type="dxa" w:w="2160"/>
+          </w:tcPr>
+          <w:p>
+            <w:r>
+              <w:t>153亿</w:t>
+            </w:r>
+          </w:p>
+        </w:tc>
+        <w:tc>
+          <w:tcPr>
+            <w:tcW w:type="dxa" w:w="2160"/>
+          </w:tcPr>
+          <w:p>
+            <w:r>
+              <w:t>18%</w:t>
+            </w:r>
+          </w:p>
+        </w:tc>
+      </w:tr>
+      <w:tr>
+        <w:tc>
+          <w:tcPr>
+            <w:tcW w:type="dxa" w:w="2160"/>
+          </w:tcPr>
+          <w:p>
+            <w:r>
+              <w:t>天开科技有限公司</w:t>
+            </w:r>
+          </w:p>
+        </w:tc>
+        <w:tc>
+          <w:tcPr>
+            <w:tcW w:type="dxa" w:w="2160"/>
+          </w:tcPr>
+          <w:p>
+            <w:r>
+              <w:t>消费科技</w:t>
+            </w:r>
+          </w:p>
+        </w:tc>
+        <w:tc>
+          <w:tcPr>
+            <w:tcW w:type="dxa" w:w="2160"/>
+          </w:tcPr>
+          <w:p>
+            <w:r>
+              <w:t>402亿</w:t>
+            </w:r>
+          </w:p>
+        </w:tc>
+        <w:tc>
+          <w:tcPr>
+            <w:tcW w:type="dxa" w:w="2160"/>
+          </w:tcPr>
+          <w:p>
+            <w:r>
+              <w:t>18%</w:t>
+            </w:r>
+          </w:p>
+        </w:tc>
+      </w:tr>
+      <w:tr>
+        <w:tc>
+          <w:tcPr>
+            <w:tcW w:type="dxa" w:w="2160"/>
+          </w:tcPr>
+          <w:p>
+            <w:r>
+              <w:t>中建创业科技有限公司</w:t>
+            </w:r>
+          </w:p>
+        </w:tc>
+        <w:tc>
+          <w:tcPr>
+            <w:tcW w:type="dxa" w:w="2160"/>
+          </w:tcPr>
+          <w:p>
+            <w:r>
+              <w:t>半导体</w:t>
+            </w:r>
+          </w:p>
+        </w:tc>
+        <w:tc>
+          <w:tcPr>
+            <w:tcW w:type="dxa" w:w="2160"/>
+          </w:tcPr>
+          <w:p>
+            <w:r>
+              <w:t>433亿</w:t>
+            </w:r>
+          </w:p>
+        </w:tc>
+        <w:tc>
+          <w:tcPr>
+            <w:tcW w:type="dxa" w:w="2160"/>
+          </w:tcPr>
+          <w:p>
+            <w:r>
+              <w:t>20%</w:t>
+            </w:r>
+          </w:p>
+        </w:tc>
+      </w:tr>
+      <w:tr>
+        <w:tc>
+          <w:tcPr>
+            <w:tcW w:type="dxa" w:w="2160"/>
+          </w:tcPr>
+          <w:p>
+            <w:r>
+              <w:t>明腾传媒有限公司</w:t>
+            </w:r>
+          </w:p>
+        </w:tc>
+        <w:tc>
+          <w:tcPr>
+            <w:tcW w:type="dxa" w:w="2160"/>
+          </w:tcPr>
+          <w:p>
+            <w:r>
+              <w:t>人工智能</w:t>
+            </w:r>
+          </w:p>
+        </w:tc>
+        <w:tc>
+          <w:tcPr>
+            <w:tcW w:type="dxa" w:w="2160"/>
+          </w:tcPr>
+          <w:p>
+            <w:r>
+              <w:t>603亿</w:t>
+            </w:r>
+          </w:p>
+        </w:tc>
+        <w:tc>
+          <w:tcPr>
+            <w:tcW w:type="dxa" w:w="2160"/>
+          </w:tcPr>
+          <w:p>
+            <w:r>
+              <w:t>10%</w:t>
+            </w:r>
+          </w:p>
+        </w:tc>
+      </w:tr>
+      <w:tr>
+        <w:tc>
+          <w:tcPr>
+            <w:tcW w:type="dxa" w:w="2160"/>
+          </w:tcPr>
+          <w:p>
+            <w:r>
+              <w:t>戴硕电子网络有限公司</w:t>
+            </w:r>
+          </w:p>
+        </w:tc>
+        <w:tc>
+          <w:tcPr>
+            <w:tcW w:type="dxa" w:w="2160"/>
+          </w:tcPr>
+          <w:p>
+            <w:r>
+              <w:t>新能源</w:t>
+            </w:r>
+          </w:p>
+        </w:tc>
+        <w:tc>
+          <w:tcPr>
+            <w:tcW w:type="dxa" w:w="2160"/>
+          </w:tcPr>
+          <w:p>
+            <w:r>
+              <w:t>179亿</w:t>
+            </w:r>
+          </w:p>
+        </w:tc>
+        <w:tc>
+          <w:tcPr>
+            <w:tcW w:type="dxa" w:w="2160"/>
+          </w:tcPr>
+          <w:p>
+            <w:r>
+              <w:t>18%</w:t>
+            </w:r>
+          </w:p>
+        </w:tc>
+      </w:tr>
+      <w:tr>
+        <w:tc>
+          <w:tcPr>
+            <w:tcW w:type="dxa" w:w="2160"/>
+          </w:tcPr>
+          <w:p>
+            <w:r>
+              <w:t>华成育卓传媒有限公司</w:t>
+            </w:r>
+          </w:p>
+        </w:tc>
+        <w:tc>
+          <w:tcPr>
+            <w:tcW w:type="dxa" w:w="2160"/>
+          </w:tcPr>
+          <w:p>
+            <w:r>
+              <w:t>人工智能</w:t>
+            </w:r>
+          </w:p>
+        </w:tc>
+        <w:tc>
+          <w:tcPr>
+            <w:tcW w:type="dxa" w:w="2160"/>
+          </w:tcPr>
+          <w:p>
+            <w:r>
+              <w:t>279亿</w:t>
+            </w:r>
+          </w:p>
+        </w:tc>
+        <w:tc>
+          <w:tcPr>
+            <w:tcW w:type="dxa" w:w="2160"/>
+          </w:tcPr>
+          <w:p>
+            <w:r>
+              <w:t>15%</w:t>
+            </w:r>
+          </w:p>
+        </w:tc>
+      </w:tr>
+      <w:tr>
+        <w:tc>
+          <w:tcPr>
+            <w:tcW w:type="dxa" w:w="2160"/>
+          </w:tcPr>
+          <w:p>
+            <w:r>
+              <w:t>浦华众城网络有限公司</w:t>
+            </w:r>
+          </w:p>
+        </w:tc>
+        <w:tc>
+          <w:tcPr>
+            <w:tcW w:type="dxa" w:w="2160"/>
+          </w:tcPr>
+          <w:p>
+            <w:r>
+              <w:t>新能源</w:t>
+            </w:r>
+          </w:p>
+        </w:tc>
+        <w:tc>
+          <w:tcPr>
+            <w:tcW w:type="dxa" w:w="2160"/>
+          </w:tcPr>
+          <w:p>
+            <w:r>
+              <w:t>525亿</w:t>
+            </w:r>
+          </w:p>
+        </w:tc>
+        <w:tc>
+          <w:tcPr>
+            <w:tcW w:type="dxa" w:w="2160"/>
+          </w:tcPr>
+          <w:p>
+            <w:r>
+              <w:t>8%</w:t>
+            </w:r>
+          </w:p>
+        </w:tc>
+      </w:tr>
+      <w:tr>
+        <w:tc>
+          <w:tcPr>
+            <w:tcW w:type="dxa" w:w="2160"/>
+          </w:tcPr>
+          <w:p>
+            <w:r>
+              <w:t>迪摩信息有限公司</w:t>
+            </w:r>
+          </w:p>
+        </w:tc>
+        <w:tc>
+          <w:tcPr>
+            <w:tcW w:type="dxa" w:w="2160"/>
+          </w:tcPr>
+          <w:p>
+            <w:r>
+              <w:t>医疗科技</w:t>
+            </w:r>
+          </w:p>
+        </w:tc>
+        <w:tc>
+          <w:tcPr>
+            <w:tcW w:type="dxa" w:w="2160"/>
+          </w:tcPr>
+          <w:p>
+            <w:r>
+              <w:t>394亿</w:t>
+            </w:r>
+          </w:p>
+        </w:tc>
+        <w:tc>
+          <w:tcPr>
+            <w:tcW w:type="dxa" w:w="2160"/>
+          </w:tcPr>
+          <w:p>
+            <w:r>
+              <w:t>10%</w:t>
+            </w:r>
+          </w:p>
+        </w:tc>
+      </w:tr>
+      <w:tr>
+        <w:tc>
+          <w:tcPr>
+            <w:tcW w:type="dxa" w:w="2160"/>
+          </w:tcPr>
+          <w:p>
+            <w:r>
+              <w:t>惠派国际公司科技有限公司</w:t>
+            </w:r>
+          </w:p>
+        </w:tc>
+        <w:tc>
+          <w:tcPr>
+            <w:tcW w:type="dxa" w:w="2160"/>
+          </w:tcPr>
+          <w:p>
+            <w:r>
+              <w:t>人工智能</w:t>
+            </w:r>
+          </w:p>
+        </w:tc>
+        <w:tc>
+          <w:tcPr>
+            <w:tcW w:type="dxa" w:w="2160"/>
+          </w:tcPr>
+          <w:p>
+            <w:r>
+              <w:t>166亿</w:t>
+            </w:r>
+          </w:p>
+        </w:tc>
+        <w:tc>
+          <w:tcPr>
+            <w:tcW w:type="dxa" w:w="2160"/>
+          </w:tcPr>
+          <w:p>
+            <w:r>
+              <w:t>15%</w:t>
+            </w:r>
+          </w:p>
+        </w:tc>
+      </w:tr>
+      <w:tr>
+        <w:tc>
+          <w:tcPr>
+            <w:tcW w:type="dxa" w:w="2160"/>
+          </w:tcPr>
+          <w:p>
+            <w:r>
+              <w:t>良诺科技有限公司</w:t>
+            </w:r>
+          </w:p>
+        </w:tc>
+        <w:tc>
+          <w:tcPr>
+            <w:tcW w:type="dxa" w:w="2160"/>
+          </w:tcPr>
+          <w:p>
+            <w:r>
+              <w:t>云计算</w:t>
+            </w:r>
+          </w:p>
+        </w:tc>
+        <w:tc>
+          <w:tcPr>
+            <w:tcW w:type="dxa" w:w="2160"/>
+          </w:tcPr>
+          <w:p>
+            <w:r>
+              <w:t>383亿</w:t>
+            </w:r>
+          </w:p>
+        </w:tc>
+        <w:tc>
+          <w:tcPr>
+            <w:tcW w:type="dxa" w:w="2160"/>
+          </w:tcPr>
+          <w:p>
+            <w:r>
+              <w:t>9%</w:t>
+            </w:r>
+          </w:p>
+        </w:tc>
+      </w:tr>
+      <w:tr>
+        <w:tc>
+          <w:tcPr>
+            <w:tcW w:type="dxa" w:w="2160"/>
+          </w:tcPr>
+          <w:p>
+            <w:r>
+              <w:t>巨奥传媒有限公司</w:t>
+            </w:r>
+          </w:p>
+        </w:tc>
+        <w:tc>
+          <w:tcPr>
+            <w:tcW w:type="dxa" w:w="2160"/>
+          </w:tcPr>
+          <w:p>
+            <w:r>
+              <w:t>人工智能</w:t>
+            </w:r>
+          </w:p>
+        </w:tc>
+        <w:tc>
+          <w:tcPr>
+            <w:tcW w:type="dxa" w:w="2160"/>
+          </w:tcPr>
+          <w:p>
+            <w:r>
+              <w:t>516亿</w:t>
+            </w:r>
+          </w:p>
+        </w:tc>
+        <w:tc>
+          <w:tcPr>
+            <w:tcW w:type="dxa" w:w="2160"/>
+          </w:tcPr>
+          <w:p>
+            <w:r>
+              <w:t>11%</w:t>
+            </w:r>
+          </w:p>
+        </w:tc>
+      </w:tr>
+    </w:tbl>
+    <w:p>
+      <w:pPr>
+        <w:pStyle w:val="Heading1"/>
+      </w:pPr>
+      <w:r>
+        <w:t>行业分析 5</w:t>
+      </w:r>
+    </w:p>
+    <w:p>
+      <w:r>
+        <w:br/>
+        <w:t>风险管理部认为，消费科技 行业仍然面临若干</w:t>
+        <w:br/>
+        <w:t>不确定性因素，包括技术迭代风险、政策变化、</w:t>
+        <w:br/>
+        <w:t>以及市场竞争加剧等问题。</w:t>
+        <w:br/>
+      </w:r>
+    </w:p>
+    <w:p>
+      <w:r>
+        <w:br/>
+        <w:t>根据内部财务模型测算，佳禾传媒有限公司 在未来三年</w:t>
+        <w:br/>
+        <w:t>收入复合增长率预计可达到 34% 左右。</w:t>
+        <w:br/>
+        <w:t>该预测基于行业需求增长以及公司产能扩张计划。</w:t>
+        <w:br/>
+      </w:r>
+    </w:p>
+    <w:p>
+      <w:r>
+        <w:br/>
+        <w:t>从产业链角度看，新能源 行业主要由上游设备厂商、</w:t>
+        <w:br/>
+        <w:t>中游平台企业以及下游应用厂商组成。</w:t>
+        <w:br/>
+        <w:t>创汇传媒有限公司 主要位于产业链的 下游 环节。</w:t>
+        <w:br/>
+      </w:r>
+    </w:p>
+    <w:p>
+      <w:r>
+        <w:br/>
+        <w:t>华辰资本旗下的 HC AI Innovation Fund 在最近的资产配置会议中</w:t>
+        <w:br/>
+        <w:t>讨论了 消费科技 行业的投资机会，并对 联软科技有限公司</w:t>
+        <w:br/>
+        <w:t>进行了重点评估。</w:t>
+        <w:br/>
+      </w:r>
+    </w:p>
+    <w:p>
+      <w:r>
+        <w:br/>
+        <w:t>从产业链角度看，机器人 行业主要由上游设备厂商、</w:t>
+        <w:br/>
+        <w:t>中游平台企业以及下游应用厂商组成。</w:t>
+        <w:br/>
+        <w:t>图龙信息传媒有限公司 主要位于产业链的 中游 环节。</w:t>
         <w:br/>
       </w:r>
     </w:p>
@@ -827,33 +3219,7 @@
     <w:p>
       <w:r>
         <w:br/>
-        <w:t>立信电子网络有限公司 是中国 云计算 行业的重要企业之一。</w:t>
-        <w:br/>
-        <w:t>根据华辰资本 投资委员会 的研究，该公司成立于 2009 年，</w:t>
-        <w:br/>
-        <w:t>目前员工规模约 5145 人。公司近年来持续加大研发投入，</w:t>
-        <w:br/>
-        <w:t>在核心技术方面形成了较强的竞争壁垒。</w:t>
-        <w:br/>
-      </w:r>
-    </w:p>
-    <w:p>
-      <w:r>
-        <w:br/>
-        <w:t>国讯网络有限公司 是中国 云计算 行业的重要企业之一。</w:t>
-        <w:br/>
-        <w:t>根据华辰资本 投资委员会 的研究，该公司成立于 2016 年，</w:t>
-        <w:br/>
-        <w:t>目前员工规模约 6348 人。公司近年来持续加大研发投入，</w:t>
-        <w:br/>
-        <w:t>在核心技术方面形成了较强的竞争壁垒。</w:t>
-        <w:br/>
-      </w:r>
-    </w:p>
-    <w:p>
-      <w:r>
-        <w:br/>
-        <w:t>风险管理部认为，新能源 行业仍然面临若干</w:t>
+        <w:t>风险管理部认为，云计算 行业仍然面临若干</w:t>
         <w:br/>
         <w:t>不确定性因素，包括技术迭代风险、政策变化、</w:t>
         <w:br/>
@@ -864,33 +3230,9 @@
     <w:p>
       <w:r>
         <w:br/>
-        <w:t>风险管理部认为，新能源 行业仍然面临若干</w:t>
+        <w:t>华辰资本旗下的 HC Quant Arbitrage Fund 在最近的资产配置会议中</w:t>
         <w:br/>
-        <w:t>不确定性因素，包括技术迭代风险、政策变化、</w:t>
-        <w:br/>
-        <w:t>以及市场竞争加剧等问题。</w:t>
-        <w:br/>
-      </w:r>
-    </w:p>
-    <w:p>
-      <w:r>
-        <w:br/>
-        <w:t>精芯科技有限公司 是中国 云计算 行业的重要企业之一。</w:t>
-        <w:br/>
-        <w:t>根据华辰资本 投资委员会 的研究，该公司成立于 2005 年，</w:t>
-        <w:br/>
-        <w:t>目前员工规模约 3520 人。公司近年来持续加大研发投入，</w:t>
-        <w:br/>
-        <w:t>在核心技术方面形成了较强的竞争壁垒。</w:t>
-        <w:br/>
-      </w:r>
-    </w:p>
-    <w:p>
-      <w:r>
-        <w:br/>
-        <w:t>华辰资本旗下的 HC AI Innovation Fund 在最近的资产配置会议中</w:t>
-        <w:br/>
-        <w:t>讨论了 人工智能 行业的投资机会，并对 和泰科技有限公司</w:t>
+        <w:t>讨论了 云计算 行业的投资机会，并对 泰麒麟网络有限公司</w:t>
         <w:br/>
         <w:t>进行了重点评估。</w:t>
         <w:br/>
@@ -956,37 +3298,37 @@
           </w:tcPr>
           <w:p>
             <w:r>
-              <w:t>快讯网络有限公司</w:t>
-            </w:r>
-          </w:p>
-        </w:tc>
-        <w:tc>
-          <w:tcPr>
-            <w:tcW w:type="dxa" w:w="2160"/>
-          </w:tcPr>
-          <w:p>
-            <w:r>
-              <w:t>新能源</w:t>
-            </w:r>
-          </w:p>
-        </w:tc>
-        <w:tc>
-          <w:tcPr>
-            <w:tcW w:type="dxa" w:w="2160"/>
-          </w:tcPr>
-          <w:p>
-            <w:r>
-              <w:t>789亿</w:t>
-            </w:r>
-          </w:p>
-        </w:tc>
-        <w:tc>
-          <w:tcPr>
-            <w:tcW w:type="dxa" w:w="2160"/>
-          </w:tcPr>
-          <w:p>
-            <w:r>
-              <w:t>6%</w:t>
+              <w:t>迪摩信息有限公司</w:t>
+            </w:r>
+          </w:p>
+        </w:tc>
+        <w:tc>
+          <w:tcPr>
+            <w:tcW w:type="dxa" w:w="2160"/>
+          </w:tcPr>
+          <w:p>
+            <w:r>
+              <w:t>医疗科技</w:t>
+            </w:r>
+          </w:p>
+        </w:tc>
+        <w:tc>
+          <w:tcPr>
+            <w:tcW w:type="dxa" w:w="2160"/>
+          </w:tcPr>
+          <w:p>
+            <w:r>
+              <w:t>642亿</w:t>
+            </w:r>
+          </w:p>
+        </w:tc>
+        <w:tc>
+          <w:tcPr>
+            <w:tcW w:type="dxa" w:w="2160"/>
+          </w:tcPr>
+          <w:p>
+            <w:r>
+              <w:t>21%</w:t>
             </w:r>
           </w:p>
         </w:tc>
@@ -998,37 +3340,37 @@
           </w:tcPr>
           <w:p>
             <w:r>
-              <w:t>创联世纪科技有限公司</w:t>
-            </w:r>
-          </w:p>
-        </w:tc>
-        <w:tc>
-          <w:tcPr>
-            <w:tcW w:type="dxa" w:w="2160"/>
-          </w:tcPr>
-          <w:p>
-            <w:r>
-              <w:t>医疗科技</w:t>
-            </w:r>
-          </w:p>
-        </w:tc>
-        <w:tc>
-          <w:tcPr>
-            <w:tcW w:type="dxa" w:w="2160"/>
-          </w:tcPr>
-          <w:p>
-            <w:r>
-              <w:t>346亿</w:t>
-            </w:r>
-          </w:p>
-        </w:tc>
-        <w:tc>
-          <w:tcPr>
-            <w:tcW w:type="dxa" w:w="2160"/>
-          </w:tcPr>
-          <w:p>
-            <w:r>
-              <w:t>30%</w:t>
+              <w:t>泰麒麟网络有限公司</w:t>
+            </w:r>
+          </w:p>
+        </w:tc>
+        <w:tc>
+          <w:tcPr>
+            <w:tcW w:type="dxa" w:w="2160"/>
+          </w:tcPr>
+          <w:p>
+            <w:r>
+              <w:t>云计算</w:t>
+            </w:r>
+          </w:p>
+        </w:tc>
+        <w:tc>
+          <w:tcPr>
+            <w:tcW w:type="dxa" w:w="2160"/>
+          </w:tcPr>
+          <w:p>
+            <w:r>
+              <w:t>329亿</w:t>
+            </w:r>
+          </w:p>
+        </w:tc>
+        <w:tc>
+          <w:tcPr>
+            <w:tcW w:type="dxa" w:w="2160"/>
+          </w:tcPr>
+          <w:p>
+            <w:r>
+              <w:t>16%</w:t>
             </w:r>
           </w:p>
         </w:tc>
@@ -1040,7 +3382,7 @@
           </w:tcPr>
           <w:p>
             <w:r>
-              <w:t>艾提科信科技有限公司</w:t>
+              <w:t>毕博诚信息有限公司</w:t>
             </w:r>
           </w:p>
         </w:tc>
@@ -1060,17 +3402,17 @@
           </w:tcPr>
           <w:p>
             <w:r>
-              <w:t>564亿</w:t>
-            </w:r>
-          </w:p>
-        </w:tc>
-        <w:tc>
-          <w:tcPr>
-            <w:tcW w:type="dxa" w:w="2160"/>
-          </w:tcPr>
-          <w:p>
-            <w:r>
-              <w:t>21%</w:t>
+              <w:t>644亿</w:t>
+            </w:r>
+          </w:p>
+        </w:tc>
+        <w:tc>
+          <w:tcPr>
+            <w:tcW w:type="dxa" w:w="2160"/>
+          </w:tcPr>
+          <w:p>
+            <w:r>
+              <w:t>18%</w:t>
             </w:r>
           </w:p>
         </w:tc>
@@ -1082,37 +3424,37 @@
           </w:tcPr>
           <w:p>
             <w:r>
-              <w:t>九方网络有限公司</w:t>
-            </w:r>
-          </w:p>
-        </w:tc>
-        <w:tc>
-          <w:tcPr>
-            <w:tcW w:type="dxa" w:w="2160"/>
-          </w:tcPr>
-          <w:p>
-            <w:r>
-              <w:t>新能源</w:t>
-            </w:r>
-          </w:p>
-        </w:tc>
-        <w:tc>
-          <w:tcPr>
-            <w:tcW w:type="dxa" w:w="2160"/>
-          </w:tcPr>
-          <w:p>
-            <w:r>
-              <w:t>797亿</w:t>
-            </w:r>
-          </w:p>
-        </w:tc>
-        <w:tc>
-          <w:tcPr>
-            <w:tcW w:type="dxa" w:w="2160"/>
-          </w:tcPr>
-          <w:p>
-            <w:r>
-              <w:t>17%</w:t>
+              <w:t>华泰通安传媒有限公司</w:t>
+            </w:r>
+          </w:p>
+        </w:tc>
+        <w:tc>
+          <w:tcPr>
+            <w:tcW w:type="dxa" w:w="2160"/>
+          </w:tcPr>
+          <w:p>
+            <w:r>
+              <w:t>消费科技</w:t>
+            </w:r>
+          </w:p>
+        </w:tc>
+        <w:tc>
+          <w:tcPr>
+            <w:tcW w:type="dxa" w:w="2160"/>
+          </w:tcPr>
+          <w:p>
+            <w:r>
+              <w:t>765亿</w:t>
+            </w:r>
+          </w:p>
+        </w:tc>
+        <w:tc>
+          <w:tcPr>
+            <w:tcW w:type="dxa" w:w="2160"/>
+          </w:tcPr>
+          <w:p>
+            <w:r>
+              <w:t>28%</w:t>
             </w:r>
           </w:p>
         </w:tc>
@@ -1124,37 +3466,37 @@
           </w:tcPr>
           <w:p>
             <w:r>
-              <w:t>快讯网络有限公司</w:t>
-            </w:r>
-          </w:p>
-        </w:tc>
-        <w:tc>
-          <w:tcPr>
-            <w:tcW w:type="dxa" w:w="2160"/>
-          </w:tcPr>
-          <w:p>
-            <w:r>
-              <w:t>新能源</w:t>
-            </w:r>
-          </w:p>
-        </w:tc>
-        <w:tc>
-          <w:tcPr>
-            <w:tcW w:type="dxa" w:w="2160"/>
-          </w:tcPr>
-          <w:p>
-            <w:r>
-              <w:t>739亿</w:t>
-            </w:r>
-          </w:p>
-        </w:tc>
-        <w:tc>
-          <w:tcPr>
-            <w:tcW w:type="dxa" w:w="2160"/>
-          </w:tcPr>
-          <w:p>
-            <w:r>
-              <w:t>19%</w:t>
+              <w:t>良诺科技有限公司</w:t>
+            </w:r>
+          </w:p>
+        </w:tc>
+        <w:tc>
+          <w:tcPr>
+            <w:tcW w:type="dxa" w:w="2160"/>
+          </w:tcPr>
+          <w:p>
+            <w:r>
+              <w:t>云计算</w:t>
+            </w:r>
+          </w:p>
+        </w:tc>
+        <w:tc>
+          <w:tcPr>
+            <w:tcW w:type="dxa" w:w="2160"/>
+          </w:tcPr>
+          <w:p>
+            <w:r>
+              <w:t>333亿</w:t>
+            </w:r>
+          </w:p>
+        </w:tc>
+        <w:tc>
+          <w:tcPr>
+            <w:tcW w:type="dxa" w:w="2160"/>
+          </w:tcPr>
+          <w:p>
+            <w:r>
+              <w:t>9%</w:t>
             </w:r>
           </w:p>
         </w:tc>
@@ -1166,37 +3508,37 @@
           </w:tcPr>
           <w:p>
             <w:r>
-              <w:t>艾提科信科技有限公司</w:t>
-            </w:r>
-          </w:p>
-        </w:tc>
-        <w:tc>
-          <w:tcPr>
-            <w:tcW w:type="dxa" w:w="2160"/>
-          </w:tcPr>
-          <w:p>
-            <w:r>
-              <w:t>机器人</w:t>
-            </w:r>
-          </w:p>
-        </w:tc>
-        <w:tc>
-          <w:tcPr>
-            <w:tcW w:type="dxa" w:w="2160"/>
-          </w:tcPr>
-          <w:p>
-            <w:r>
-              <w:t>705亿</w:t>
-            </w:r>
-          </w:p>
-        </w:tc>
-        <w:tc>
-          <w:tcPr>
-            <w:tcW w:type="dxa" w:w="2160"/>
-          </w:tcPr>
-          <w:p>
-            <w:r>
-              <w:t>8%</w:t>
+              <w:t>新格林耐特网络有限公司</w:t>
+            </w:r>
+          </w:p>
+        </w:tc>
+        <w:tc>
+          <w:tcPr>
+            <w:tcW w:type="dxa" w:w="2160"/>
+          </w:tcPr>
+          <w:p>
+            <w:r>
+              <w:t>人工智能</w:t>
+            </w:r>
+          </w:p>
+        </w:tc>
+        <w:tc>
+          <w:tcPr>
+            <w:tcW w:type="dxa" w:w="2160"/>
+          </w:tcPr>
+          <w:p>
+            <w:r>
+              <w:t>323亿</w:t>
+            </w:r>
+          </w:p>
+        </w:tc>
+        <w:tc>
+          <w:tcPr>
+            <w:tcW w:type="dxa" w:w="2160"/>
+          </w:tcPr>
+          <w:p>
+            <w:r>
+              <w:t>12%</w:t>
             </w:r>
           </w:p>
         </w:tc>
@@ -1208,37 +3550,37 @@
           </w:tcPr>
           <w:p>
             <w:r>
-              <w:t>天益科技有限公司</w:t>
-            </w:r>
-          </w:p>
-        </w:tc>
-        <w:tc>
-          <w:tcPr>
-            <w:tcW w:type="dxa" w:w="2160"/>
-          </w:tcPr>
-          <w:p>
-            <w:r>
-              <w:t>半导体</w:t>
-            </w:r>
-          </w:p>
-        </w:tc>
-        <w:tc>
-          <w:tcPr>
-            <w:tcW w:type="dxa" w:w="2160"/>
-          </w:tcPr>
-          <w:p>
-            <w:r>
-              <w:t>773亿</w:t>
-            </w:r>
-          </w:p>
-        </w:tc>
-        <w:tc>
-          <w:tcPr>
-            <w:tcW w:type="dxa" w:w="2160"/>
-          </w:tcPr>
-          <w:p>
-            <w:r>
-              <w:t>20%</w:t>
+              <w:t>新格林耐特网络有限公司</w:t>
+            </w:r>
+          </w:p>
+        </w:tc>
+        <w:tc>
+          <w:tcPr>
+            <w:tcW w:type="dxa" w:w="2160"/>
+          </w:tcPr>
+          <w:p>
+            <w:r>
+              <w:t>人工智能</w:t>
+            </w:r>
+          </w:p>
+        </w:tc>
+        <w:tc>
+          <w:tcPr>
+            <w:tcW w:type="dxa" w:w="2160"/>
+          </w:tcPr>
+          <w:p>
+            <w:r>
+              <w:t>226亿</w:t>
+            </w:r>
+          </w:p>
+        </w:tc>
+        <w:tc>
+          <w:tcPr>
+            <w:tcW w:type="dxa" w:w="2160"/>
+          </w:tcPr>
+          <w:p>
+            <w:r>
+              <w:t>14%</w:t>
             </w:r>
           </w:p>
         </w:tc>
@@ -1250,37 +3592,37 @@
           </w:tcPr>
           <w:p>
             <w:r>
-              <w:t>华远软件信息有限公司</w:t>
-            </w:r>
-          </w:p>
-        </w:tc>
-        <w:tc>
-          <w:tcPr>
-            <w:tcW w:type="dxa" w:w="2160"/>
-          </w:tcPr>
-          <w:p>
-            <w:r>
-              <w:t>半导体</w:t>
-            </w:r>
-          </w:p>
-        </w:tc>
-        <w:tc>
-          <w:tcPr>
-            <w:tcW w:type="dxa" w:w="2160"/>
-          </w:tcPr>
-          <w:p>
-            <w:r>
-              <w:t>129亿</w:t>
-            </w:r>
-          </w:p>
-        </w:tc>
-        <w:tc>
-          <w:tcPr>
-            <w:tcW w:type="dxa" w:w="2160"/>
-          </w:tcPr>
-          <w:p>
-            <w:r>
-              <w:t>13%</w:t>
+              <w:t>昂歌信息信息有限公司</w:t>
+            </w:r>
+          </w:p>
+        </w:tc>
+        <w:tc>
+          <w:tcPr>
+            <w:tcW w:type="dxa" w:w="2160"/>
+          </w:tcPr>
+          <w:p>
+            <w:r>
+              <w:t>消费科技</w:t>
+            </w:r>
+          </w:p>
+        </w:tc>
+        <w:tc>
+          <w:tcPr>
+            <w:tcW w:type="dxa" w:w="2160"/>
+          </w:tcPr>
+          <w:p>
+            <w:r>
+              <w:t>374亿</w:t>
+            </w:r>
+          </w:p>
+        </w:tc>
+        <w:tc>
+          <w:tcPr>
+            <w:tcW w:type="dxa" w:w="2160"/>
+          </w:tcPr>
+          <w:p>
+            <w:r>
+              <w:t>7%</w:t>
             </w:r>
           </w:p>
         </w:tc>
@@ -1292,7 +3634,7 @@
           </w:tcPr>
           <w:p>
             <w:r>
-              <w:t>银嘉信息有限公司</w:t>
+              <w:t>联通时科传媒有限公司</w:t>
             </w:r>
           </w:p>
         </w:tc>
@@ -1312,17 +3654,17 @@
           </w:tcPr>
           <w:p>
             <w:r>
-              <w:t>236亿</w:t>
-            </w:r>
-          </w:p>
-        </w:tc>
-        <w:tc>
-          <w:tcPr>
-            <w:tcW w:type="dxa" w:w="2160"/>
-          </w:tcPr>
-          <w:p>
-            <w:r>
-              <w:t>5%</w:t>
+              <w:t>359亿</w:t>
+            </w:r>
+          </w:p>
+        </w:tc>
+        <w:tc>
+          <w:tcPr>
+            <w:tcW w:type="dxa" w:w="2160"/>
+          </w:tcPr>
+          <w:p>
+            <w:r>
+              <w:t>9%</w:t>
             </w:r>
           </w:p>
         </w:tc>
@@ -1334,37 +3676,37 @@
           </w:tcPr>
           <w:p>
             <w:r>
-              <w:t>南康网络有限公司</w:t>
-            </w:r>
-          </w:p>
-        </w:tc>
-        <w:tc>
-          <w:tcPr>
-            <w:tcW w:type="dxa" w:w="2160"/>
-          </w:tcPr>
-          <w:p>
-            <w:r>
-              <w:t>消费科技</w:t>
-            </w:r>
-          </w:p>
-        </w:tc>
-        <w:tc>
-          <w:tcPr>
-            <w:tcW w:type="dxa" w:w="2160"/>
-          </w:tcPr>
-          <w:p>
-            <w:r>
-              <w:t>213亿</w:t>
-            </w:r>
-          </w:p>
-        </w:tc>
-        <w:tc>
-          <w:tcPr>
-            <w:tcW w:type="dxa" w:w="2160"/>
-          </w:tcPr>
-          <w:p>
-            <w:r>
-              <w:t>23%</w:t>
+              <w:t>创联世纪信息有限公司</w:t>
+            </w:r>
+          </w:p>
+        </w:tc>
+        <w:tc>
+          <w:tcPr>
+            <w:tcW w:type="dxa" w:w="2160"/>
+          </w:tcPr>
+          <w:p>
+            <w:r>
+              <w:t>云计算</w:t>
+            </w:r>
+          </w:p>
+        </w:tc>
+        <w:tc>
+          <w:tcPr>
+            <w:tcW w:type="dxa" w:w="2160"/>
+          </w:tcPr>
+          <w:p>
+            <w:r>
+              <w:t>557亿</w:t>
+            </w:r>
+          </w:p>
+        </w:tc>
+        <w:tc>
+          <w:tcPr>
+            <w:tcW w:type="dxa" w:w="2160"/>
+          </w:tcPr>
+          <w:p>
+            <w:r>
+              <w:t>10%</w:t>
             </w:r>
           </w:p>
         </w:tc>
@@ -1376,7 +3718,7 @@
           </w:tcPr>
           <w:p>
             <w:r>
-              <w:t>信诚致远传媒有限公司</w:t>
+              <w:t>明腾传媒有限公司</w:t>
             </w:r>
           </w:p>
         </w:tc>
@@ -1396,17 +3738,17 @@
           </w:tcPr>
           <w:p>
             <w:r>
-              <w:t>620亿</w:t>
-            </w:r>
-          </w:p>
-        </w:tc>
-        <w:tc>
-          <w:tcPr>
-            <w:tcW w:type="dxa" w:w="2160"/>
-          </w:tcPr>
-          <w:p>
-            <w:r>
-              <w:t>18%</w:t>
+              <w:t>257亿</w:t>
+            </w:r>
+          </w:p>
+        </w:tc>
+        <w:tc>
+          <w:tcPr>
+            <w:tcW w:type="dxa" w:w="2160"/>
+          </w:tcPr>
+          <w:p>
+            <w:r>
+              <w:t>10%</w:t>
             </w:r>
           </w:p>
         </w:tc>
@@ -1418,37 +3760,37 @@
           </w:tcPr>
           <w:p>
             <w:r>
-              <w:t>快讯网络有限公司</w:t>
-            </w:r>
-          </w:p>
-        </w:tc>
-        <w:tc>
-          <w:tcPr>
-            <w:tcW w:type="dxa" w:w="2160"/>
-          </w:tcPr>
-          <w:p>
-            <w:r>
-              <w:t>新能源</w:t>
-            </w:r>
-          </w:p>
-        </w:tc>
-        <w:tc>
-          <w:tcPr>
-            <w:tcW w:type="dxa" w:w="2160"/>
-          </w:tcPr>
-          <w:p>
-            <w:r>
-              <w:t>369亿</w:t>
-            </w:r>
-          </w:p>
-        </w:tc>
-        <w:tc>
-          <w:tcPr>
-            <w:tcW w:type="dxa" w:w="2160"/>
-          </w:tcPr>
-          <w:p>
-            <w:r>
-              <w:t>7%</w:t>
+              <w:t>新格林耐特网络有限公司</w:t>
+            </w:r>
+          </w:p>
+        </w:tc>
+        <w:tc>
+          <w:tcPr>
+            <w:tcW w:type="dxa" w:w="2160"/>
+          </w:tcPr>
+          <w:p>
+            <w:r>
+              <w:t>人工智能</w:t>
+            </w:r>
+          </w:p>
+        </w:tc>
+        <w:tc>
+          <w:tcPr>
+            <w:tcW w:type="dxa" w:w="2160"/>
+          </w:tcPr>
+          <w:p>
+            <w:r>
+              <w:t>433亿</w:t>
+            </w:r>
+          </w:p>
+        </w:tc>
+        <w:tc>
+          <w:tcPr>
+            <w:tcW w:type="dxa" w:w="2160"/>
+          </w:tcPr>
+          <w:p>
+            <w:r>
+              <w:t>8%</w:t>
             </w:r>
           </w:p>
         </w:tc>
@@ -1460,37 +3802,37 @@
           </w:tcPr>
           <w:p>
             <w:r>
-              <w:t>创亿信息有限公司</w:t>
-            </w:r>
-          </w:p>
-        </w:tc>
-        <w:tc>
-          <w:tcPr>
-            <w:tcW w:type="dxa" w:w="2160"/>
-          </w:tcPr>
-          <w:p>
-            <w:r>
-              <w:t>医疗科技</w:t>
-            </w:r>
-          </w:p>
-        </w:tc>
-        <w:tc>
-          <w:tcPr>
-            <w:tcW w:type="dxa" w:w="2160"/>
-          </w:tcPr>
-          <w:p>
-            <w:r>
-              <w:t>463亿</w:t>
-            </w:r>
-          </w:p>
-        </w:tc>
-        <w:tc>
-          <w:tcPr>
-            <w:tcW w:type="dxa" w:w="2160"/>
-          </w:tcPr>
-          <w:p>
-            <w:r>
-              <w:t>11%</w:t>
+              <w:t>恩悌网络有限公司</w:t>
+            </w:r>
+          </w:p>
+        </w:tc>
+        <w:tc>
+          <w:tcPr>
+            <w:tcW w:type="dxa" w:w="2160"/>
+          </w:tcPr>
+          <w:p>
+            <w:r>
+              <w:t>新能源</w:t>
+            </w:r>
+          </w:p>
+        </w:tc>
+        <w:tc>
+          <w:tcPr>
+            <w:tcW w:type="dxa" w:w="2160"/>
+          </w:tcPr>
+          <w:p>
+            <w:r>
+              <w:t>784亿</w:t>
+            </w:r>
+          </w:p>
+        </w:tc>
+        <w:tc>
+          <w:tcPr>
+            <w:tcW w:type="dxa" w:w="2160"/>
+          </w:tcPr>
+          <w:p>
+            <w:r>
+              <w:t>16%</w:t>
             </w:r>
           </w:p>
         </w:tc>
@@ -1502,7 +3844,7 @@
           </w:tcPr>
           <w:p>
             <w:r>
-              <w:t>和泰传媒有限公司</w:t>
+              <w:t>天开科技有限公司</w:t>
             </w:r>
           </w:p>
         </w:tc>
@@ -1522,17 +3864,17 @@
           </w:tcPr>
           <w:p>
             <w:r>
-              <w:t>662亿</w:t>
-            </w:r>
-          </w:p>
-        </w:tc>
-        <w:tc>
-          <w:tcPr>
-            <w:tcW w:type="dxa" w:w="2160"/>
-          </w:tcPr>
-          <w:p>
-            <w:r>
-              <w:t>17%</w:t>
+              <w:t>354亿</w:t>
+            </w:r>
+          </w:p>
+        </w:tc>
+        <w:tc>
+          <w:tcPr>
+            <w:tcW w:type="dxa" w:w="2160"/>
+          </w:tcPr>
+          <w:p>
+            <w:r>
+              <w:t>7%</w:t>
             </w:r>
           </w:p>
         </w:tc>
@@ -1544,791 +3886,7 @@
           </w:tcPr>
           <w:p>
             <w:r>
-              <w:t>精芯信息有限公司</w:t>
-            </w:r>
-          </w:p>
-        </w:tc>
-        <w:tc>
-          <w:tcPr>
-            <w:tcW w:type="dxa" w:w="2160"/>
-          </w:tcPr>
-          <w:p>
-            <w:r>
-              <w:t>消费科技</w:t>
-            </w:r>
-          </w:p>
-        </w:tc>
-        <w:tc>
-          <w:tcPr>
-            <w:tcW w:type="dxa" w:w="2160"/>
-          </w:tcPr>
-          <w:p>
-            <w:r>
-              <w:t>687亿</w:t>
-            </w:r>
-          </w:p>
-        </w:tc>
-        <w:tc>
-          <w:tcPr>
-            <w:tcW w:type="dxa" w:w="2160"/>
-          </w:tcPr>
-          <w:p>
-            <w:r>
-              <w:t>8%</w:t>
-            </w:r>
-          </w:p>
-        </w:tc>
-      </w:tr>
-    </w:tbl>
-    <w:p>
-      <w:pPr>
-        <w:pStyle w:val="Heading1"/>
-      </w:pPr>
-      <w:r>
-        <w:t>行业分析 3</w:t>
-      </w:r>
-    </w:p>
-    <w:p>
-      <w:r>
-        <w:br/>
-        <w:t>华辰资本旗下的 HC Global Macro Fund 在最近的资产配置会议中</w:t>
-        <w:br/>
-        <w:t>讨论了 半导体 行业的投资机会，并对 浦华众城科技有限公司</w:t>
-        <w:br/>
-        <w:t>进行了重点评估。</w:t>
-        <w:br/>
-      </w:r>
-    </w:p>
-    <w:p>
-      <w:r>
-        <w:br/>
-        <w:t>飞利信科技有限公司 是中国 新能源 行业的重要企业之一。</w:t>
-        <w:br/>
-        <w:t>根据华辰资本 风险管理部 的研究，该公司成立于 2005 年，</w:t>
-        <w:br/>
-        <w:t>目前员工规模约 4433 人。公司近年来持续加大研发投入，</w:t>
-        <w:br/>
-        <w:t>在核心技术方面形成了较强的竞争壁垒。</w:t>
-        <w:br/>
-      </w:r>
-    </w:p>
-    <w:p>
-      <w:r>
-        <w:br/>
-        <w:t>从产业链角度看，半导体 行业主要由上游设备厂商、</w:t>
-        <w:br/>
-        <w:t>中游平台企业以及下游应用厂商组成。</w:t>
-        <w:br/>
-        <w:t>华远软件信息有限公司 主要位于产业链的 下游 环节。</w:t>
-        <w:br/>
-      </w:r>
-    </w:p>
-    <w:p>
-      <w:r>
-        <w:br/>
-        <w:t>华辰资本旗下的 HC AI Innovation Fund 在最近的资产配置会议中</w:t>
-        <w:br/>
-        <w:t>讨论了 半导体 行业的投资机会，并对 天益科技有限公司</w:t>
-        <w:br/>
-        <w:t>进行了重点评估。</w:t>
-        <w:br/>
-      </w:r>
-    </w:p>
-    <w:p>
-      <w:r>
-        <w:br/>
-        <w:t>华辰资本旗下的 HC Energy Transition Fund 在最近的资产配置会议中</w:t>
-        <w:br/>
-        <w:t>讨论了 半导体 行业的投资机会，并对 佳禾科技有限公司</w:t>
-        <w:br/>
-        <w:t>进行了重点评估。</w:t>
-        <w:br/>
-      </w:r>
-    </w:p>
-    <w:p>
-      <w:r>
-        <w:br/>
-        <w:t>根据内部财务模型测算，艾提科信科技有限公司 在未来三年</w:t>
-        <w:br/>
-        <w:t>收入复合增长率预计可达到 28% 左右。</w:t>
-        <w:br/>
-        <w:t>该预测基于行业需求增长以及公司产能扩张计划。</w:t>
-        <w:br/>
-      </w:r>
-    </w:p>
-    <w:p>
-      <w:r>
-        <w:br/>
-        <w:t>立信电子网络有限公司 是中国 云计算 行业的重要企业之一。</w:t>
-        <w:br/>
-        <w:t>根据华辰资本 风险管理部 的研究，该公司成立于 2009 年，</w:t>
-        <w:br/>
-        <w:t>目前员工规模约 5145 人。公司近年来持续加大研发投入，</w:t>
-        <w:br/>
-        <w:t>在核心技术方面形成了较强的竞争壁垒。</w:t>
-        <w:br/>
-      </w:r>
-    </w:p>
-    <w:p>
-      <w:r>
-        <w:br/>
-        <w:t>从产业链角度看，半导体 行业主要由上游设备厂商、</w:t>
-        <w:br/>
-        <w:t>中游平台企业以及下游应用厂商组成。</w:t>
-        <w:br/>
-        <w:t>华远软件信息有限公司 主要位于产业链的 下游 环节。</w:t>
-        <w:br/>
-      </w:r>
-    </w:p>
-    <w:tbl>
-      <w:tblPr>
-        <w:tblW w:type="auto" w:w="0"/>
-        <w:tblLook w:firstColumn="1" w:firstRow="1" w:lastColumn="0" w:lastRow="0" w:noHBand="0" w:noVBand="1" w:val="04A0"/>
-      </w:tblPr>
-      <w:tblGrid>
-        <w:gridCol w:w="2160"/>
-        <w:gridCol w:w="2160"/>
-        <w:gridCol w:w="2160"/>
-        <w:gridCol w:w="2160"/>
-      </w:tblGrid>
-      <w:tr>
-        <w:tc>
-          <w:tcPr>
-            <w:tcW w:type="dxa" w:w="2160"/>
-          </w:tcPr>
-          <w:p>
-            <w:r>
-              <w:t>公司</w:t>
-            </w:r>
-          </w:p>
-        </w:tc>
-        <w:tc>
-          <w:tcPr>
-            <w:tcW w:type="dxa" w:w="2160"/>
-          </w:tcPr>
-          <w:p>
-            <w:r>
-              <w:t>行业</w:t>
-            </w:r>
-          </w:p>
-        </w:tc>
-        <w:tc>
-          <w:tcPr>
-            <w:tcW w:type="dxa" w:w="2160"/>
-          </w:tcPr>
-          <w:p>
-            <w:r>
-              <w:t>市值</w:t>
-            </w:r>
-          </w:p>
-        </w:tc>
-        <w:tc>
-          <w:tcPr>
-            <w:tcW w:type="dxa" w:w="2160"/>
-          </w:tcPr>
-          <w:p>
-            <w:r>
-              <w:t>增长率</w:t>
-            </w:r>
-          </w:p>
-        </w:tc>
-      </w:tr>
-      <w:tr>
-        <w:tc>
-          <w:tcPr>
-            <w:tcW w:type="dxa" w:w="2160"/>
-          </w:tcPr>
-          <w:p>
-            <w:r>
-              <w:t>鸿睿思博信息有限公司</w:t>
-            </w:r>
-          </w:p>
-        </w:tc>
-        <w:tc>
-          <w:tcPr>
-            <w:tcW w:type="dxa" w:w="2160"/>
-          </w:tcPr>
-          <w:p>
-            <w:r>
-              <w:t>半导体</w:t>
-            </w:r>
-          </w:p>
-        </w:tc>
-        <w:tc>
-          <w:tcPr>
-            <w:tcW w:type="dxa" w:w="2160"/>
-          </w:tcPr>
-          <w:p>
-            <w:r>
-              <w:t>740亿</w:t>
-            </w:r>
-          </w:p>
-        </w:tc>
-        <w:tc>
-          <w:tcPr>
-            <w:tcW w:type="dxa" w:w="2160"/>
-          </w:tcPr>
-          <w:p>
-            <w:r>
-              <w:t>20%</w:t>
-            </w:r>
-          </w:p>
-        </w:tc>
-      </w:tr>
-      <w:tr>
-        <w:tc>
-          <w:tcPr>
-            <w:tcW w:type="dxa" w:w="2160"/>
-          </w:tcPr>
-          <w:p>
-            <w:r>
-              <w:t>佳禾科技有限公司</w:t>
-            </w:r>
-          </w:p>
-        </w:tc>
-        <w:tc>
-          <w:tcPr>
-            <w:tcW w:type="dxa" w:w="2160"/>
-          </w:tcPr>
-          <w:p>
-            <w:r>
-              <w:t>半导体</w:t>
-            </w:r>
-          </w:p>
-        </w:tc>
-        <w:tc>
-          <w:tcPr>
-            <w:tcW w:type="dxa" w:w="2160"/>
-          </w:tcPr>
-          <w:p>
-            <w:r>
-              <w:t>683亿</w:t>
-            </w:r>
-          </w:p>
-        </w:tc>
-        <w:tc>
-          <w:tcPr>
-            <w:tcW w:type="dxa" w:w="2160"/>
-          </w:tcPr>
-          <w:p>
-            <w:r>
-              <w:t>12%</w:t>
-            </w:r>
-          </w:p>
-        </w:tc>
-      </w:tr>
-      <w:tr>
-        <w:tc>
-          <w:tcPr>
-            <w:tcW w:type="dxa" w:w="2160"/>
-          </w:tcPr>
-          <w:p>
-            <w:r>
-              <w:t>九方网络有限公司</w:t>
-            </w:r>
-          </w:p>
-        </w:tc>
-        <w:tc>
-          <w:tcPr>
-            <w:tcW w:type="dxa" w:w="2160"/>
-          </w:tcPr>
-          <w:p>
-            <w:r>
-              <w:t>新能源</w:t>
-            </w:r>
-          </w:p>
-        </w:tc>
-        <w:tc>
-          <w:tcPr>
-            <w:tcW w:type="dxa" w:w="2160"/>
-          </w:tcPr>
-          <w:p>
-            <w:r>
-              <w:t>592亿</w:t>
-            </w:r>
-          </w:p>
-        </w:tc>
-        <w:tc>
-          <w:tcPr>
-            <w:tcW w:type="dxa" w:w="2160"/>
-          </w:tcPr>
-          <w:p>
-            <w:r>
-              <w:t>17%</w:t>
-            </w:r>
-          </w:p>
-        </w:tc>
-      </w:tr>
-      <w:tr>
-        <w:tc>
-          <w:tcPr>
-            <w:tcW w:type="dxa" w:w="2160"/>
-          </w:tcPr>
-          <w:p>
-            <w:r>
-              <w:t>昊嘉网络有限公司</w:t>
-            </w:r>
-          </w:p>
-        </w:tc>
-        <w:tc>
-          <w:tcPr>
-            <w:tcW w:type="dxa" w:w="2160"/>
-          </w:tcPr>
-          <w:p>
-            <w:r>
-              <w:t>新能源</w:t>
-            </w:r>
-          </w:p>
-        </w:tc>
-        <w:tc>
-          <w:tcPr>
-            <w:tcW w:type="dxa" w:w="2160"/>
-          </w:tcPr>
-          <w:p>
-            <w:r>
-              <w:t>429亿</w:t>
-            </w:r>
-          </w:p>
-        </w:tc>
-        <w:tc>
-          <w:tcPr>
-            <w:tcW w:type="dxa" w:w="2160"/>
-          </w:tcPr>
-          <w:p>
-            <w:r>
-              <w:t>14%</w:t>
-            </w:r>
-          </w:p>
-        </w:tc>
-      </w:tr>
-      <w:tr>
-        <w:tc>
-          <w:tcPr>
-            <w:tcW w:type="dxa" w:w="2160"/>
-          </w:tcPr>
-          <w:p>
-            <w:r>
-              <w:t>创联世纪科技有限公司</w:t>
-            </w:r>
-          </w:p>
-        </w:tc>
-        <w:tc>
-          <w:tcPr>
-            <w:tcW w:type="dxa" w:w="2160"/>
-          </w:tcPr>
-          <w:p>
-            <w:r>
-              <w:t>医疗科技</w:t>
-            </w:r>
-          </w:p>
-        </w:tc>
-        <w:tc>
-          <w:tcPr>
-            <w:tcW w:type="dxa" w:w="2160"/>
-          </w:tcPr>
-          <w:p>
-            <w:r>
-              <w:t>631亿</w:t>
-            </w:r>
-          </w:p>
-        </w:tc>
-        <w:tc>
-          <w:tcPr>
-            <w:tcW w:type="dxa" w:w="2160"/>
-          </w:tcPr>
-          <w:p>
-            <w:r>
-              <w:t>8%</w:t>
-            </w:r>
-          </w:p>
-        </w:tc>
-      </w:tr>
-      <w:tr>
-        <w:tc>
-          <w:tcPr>
-            <w:tcW w:type="dxa" w:w="2160"/>
-          </w:tcPr>
-          <w:p>
-            <w:r>
-              <w:t>飞利信科技有限公司</w:t>
-            </w:r>
-          </w:p>
-        </w:tc>
-        <w:tc>
-          <w:tcPr>
-            <w:tcW w:type="dxa" w:w="2160"/>
-          </w:tcPr>
-          <w:p>
-            <w:r>
-              <w:t>新能源</w:t>
-            </w:r>
-          </w:p>
-        </w:tc>
-        <w:tc>
-          <w:tcPr>
-            <w:tcW w:type="dxa" w:w="2160"/>
-          </w:tcPr>
-          <w:p>
-            <w:r>
-              <w:t>687亿</w:t>
-            </w:r>
-          </w:p>
-        </w:tc>
-        <w:tc>
-          <w:tcPr>
-            <w:tcW w:type="dxa" w:w="2160"/>
-          </w:tcPr>
-          <w:p>
-            <w:r>
-              <w:t>12%</w:t>
-            </w:r>
-          </w:p>
-        </w:tc>
-      </w:tr>
-      <w:tr>
-        <w:tc>
-          <w:tcPr>
-            <w:tcW w:type="dxa" w:w="2160"/>
-          </w:tcPr>
-          <w:p>
-            <w:r>
-              <w:t>九方信息有限公司</w:t>
-            </w:r>
-          </w:p>
-        </w:tc>
-        <w:tc>
-          <w:tcPr>
-            <w:tcW w:type="dxa" w:w="2160"/>
-          </w:tcPr>
-          <w:p>
-            <w:r>
-              <w:t>新能源</w:t>
-            </w:r>
-          </w:p>
-        </w:tc>
-        <w:tc>
-          <w:tcPr>
-            <w:tcW w:type="dxa" w:w="2160"/>
-          </w:tcPr>
-          <w:p>
-            <w:r>
-              <w:t>620亿</w:t>
-            </w:r>
-          </w:p>
-        </w:tc>
-        <w:tc>
-          <w:tcPr>
-            <w:tcW w:type="dxa" w:w="2160"/>
-          </w:tcPr>
-          <w:p>
-            <w:r>
-              <w:t>18%</w:t>
-            </w:r>
-          </w:p>
-        </w:tc>
-      </w:tr>
-      <w:tr>
-        <w:tc>
-          <w:tcPr>
-            <w:tcW w:type="dxa" w:w="2160"/>
-          </w:tcPr>
-          <w:p>
-            <w:r>
-              <w:t>九方信息有限公司</w:t>
-            </w:r>
-          </w:p>
-        </w:tc>
-        <w:tc>
-          <w:tcPr>
-            <w:tcW w:type="dxa" w:w="2160"/>
-          </w:tcPr>
-          <w:p>
-            <w:r>
-              <w:t>新能源</w:t>
-            </w:r>
-          </w:p>
-        </w:tc>
-        <w:tc>
-          <w:tcPr>
-            <w:tcW w:type="dxa" w:w="2160"/>
-          </w:tcPr>
-          <w:p>
-            <w:r>
-              <w:t>363亿</w:t>
-            </w:r>
-          </w:p>
-        </w:tc>
-        <w:tc>
-          <w:tcPr>
-            <w:tcW w:type="dxa" w:w="2160"/>
-          </w:tcPr>
-          <w:p>
-            <w:r>
-              <w:t>7%</w:t>
-            </w:r>
-          </w:p>
-        </w:tc>
-      </w:tr>
-      <w:tr>
-        <w:tc>
-          <w:tcPr>
-            <w:tcW w:type="dxa" w:w="2160"/>
-          </w:tcPr>
-          <w:p>
-            <w:r>
-              <w:t>雨林木风计算机网络有限公司</w:t>
-            </w:r>
-          </w:p>
-        </w:tc>
-        <w:tc>
-          <w:tcPr>
-            <w:tcW w:type="dxa" w:w="2160"/>
-          </w:tcPr>
-          <w:p>
-            <w:r>
-              <w:t>医疗科技</w:t>
-            </w:r>
-          </w:p>
-        </w:tc>
-        <w:tc>
-          <w:tcPr>
-            <w:tcW w:type="dxa" w:w="2160"/>
-          </w:tcPr>
-          <w:p>
-            <w:r>
-              <w:t>385亿</w:t>
-            </w:r>
-          </w:p>
-        </w:tc>
-        <w:tc>
-          <w:tcPr>
-            <w:tcW w:type="dxa" w:w="2160"/>
-          </w:tcPr>
-          <w:p>
-            <w:r>
-              <w:t>24%</w:t>
-            </w:r>
-          </w:p>
-        </w:tc>
-      </w:tr>
-      <w:tr>
-        <w:tc>
-          <w:tcPr>
-            <w:tcW w:type="dxa" w:w="2160"/>
-          </w:tcPr>
-          <w:p>
-            <w:r>
-              <w:t>凌云网络有限公司</w:t>
-            </w:r>
-          </w:p>
-        </w:tc>
-        <w:tc>
-          <w:tcPr>
-            <w:tcW w:type="dxa" w:w="2160"/>
-          </w:tcPr>
-          <w:p>
-            <w:r>
-              <w:t>医疗科技</w:t>
-            </w:r>
-          </w:p>
-        </w:tc>
-        <w:tc>
-          <w:tcPr>
-            <w:tcW w:type="dxa" w:w="2160"/>
-          </w:tcPr>
-          <w:p>
-            <w:r>
-              <w:t>609亿</w:t>
-            </w:r>
-          </w:p>
-        </w:tc>
-        <w:tc>
-          <w:tcPr>
-            <w:tcW w:type="dxa" w:w="2160"/>
-          </w:tcPr>
-          <w:p>
-            <w:r>
-              <w:t>22%</w:t>
-            </w:r>
-          </w:p>
-        </w:tc>
-      </w:tr>
-      <w:tr>
-        <w:tc>
-          <w:tcPr>
-            <w:tcW w:type="dxa" w:w="2160"/>
-          </w:tcPr>
-          <w:p>
-            <w:r>
-              <w:t>创联世纪科技有限公司</w:t>
-            </w:r>
-          </w:p>
-        </w:tc>
-        <w:tc>
-          <w:tcPr>
-            <w:tcW w:type="dxa" w:w="2160"/>
-          </w:tcPr>
-          <w:p>
-            <w:r>
-              <w:t>医疗科技</w:t>
-            </w:r>
-          </w:p>
-        </w:tc>
-        <w:tc>
-          <w:tcPr>
-            <w:tcW w:type="dxa" w:w="2160"/>
-          </w:tcPr>
-          <w:p>
-            <w:r>
-              <w:t>646亿</w:t>
-            </w:r>
-          </w:p>
-        </w:tc>
-        <w:tc>
-          <w:tcPr>
-            <w:tcW w:type="dxa" w:w="2160"/>
-          </w:tcPr>
-          <w:p>
-            <w:r>
-              <w:t>23%</w:t>
-            </w:r>
-          </w:p>
-        </w:tc>
-      </w:tr>
-      <w:tr>
-        <w:tc>
-          <w:tcPr>
-            <w:tcW w:type="dxa" w:w="2160"/>
-          </w:tcPr>
-          <w:p>
-            <w:r>
-              <w:t>东方峻景传媒有限公司</w:t>
-            </w:r>
-          </w:p>
-        </w:tc>
-        <w:tc>
-          <w:tcPr>
-            <w:tcW w:type="dxa" w:w="2160"/>
-          </w:tcPr>
-          <w:p>
-            <w:r>
-              <w:t>新能源</w:t>
-            </w:r>
-          </w:p>
-        </w:tc>
-        <w:tc>
-          <w:tcPr>
-            <w:tcW w:type="dxa" w:w="2160"/>
-          </w:tcPr>
-          <w:p>
-            <w:r>
-              <w:t>322亿</w:t>
-            </w:r>
-          </w:p>
-        </w:tc>
-        <w:tc>
-          <w:tcPr>
-            <w:tcW w:type="dxa" w:w="2160"/>
-          </w:tcPr>
-          <w:p>
-            <w:r>
-              <w:t>12%</w:t>
-            </w:r>
-          </w:p>
-        </w:tc>
-      </w:tr>
-      <w:tr>
-        <w:tc>
-          <w:tcPr>
-            <w:tcW w:type="dxa" w:w="2160"/>
-          </w:tcPr>
-          <w:p>
-            <w:r>
-              <w:t>昊嘉网络有限公司</w:t>
-            </w:r>
-          </w:p>
-        </w:tc>
-        <w:tc>
-          <w:tcPr>
-            <w:tcW w:type="dxa" w:w="2160"/>
-          </w:tcPr>
-          <w:p>
-            <w:r>
-              <w:t>新能源</w:t>
-            </w:r>
-          </w:p>
-        </w:tc>
-        <w:tc>
-          <w:tcPr>
-            <w:tcW w:type="dxa" w:w="2160"/>
-          </w:tcPr>
-          <w:p>
-            <w:r>
-              <w:t>323亿</w:t>
-            </w:r>
-          </w:p>
-        </w:tc>
-        <w:tc>
-          <w:tcPr>
-            <w:tcW w:type="dxa" w:w="2160"/>
-          </w:tcPr>
-          <w:p>
-            <w:r>
-              <w:t>24%</w:t>
-            </w:r>
-          </w:p>
-        </w:tc>
-      </w:tr>
-      <w:tr>
-        <w:tc>
-          <w:tcPr>
-            <w:tcW w:type="dxa" w:w="2160"/>
-          </w:tcPr>
-          <w:p>
-            <w:r>
-              <w:t>飞利信科技有限公司</w:t>
-            </w:r>
-          </w:p>
-        </w:tc>
-        <w:tc>
-          <w:tcPr>
-            <w:tcW w:type="dxa" w:w="2160"/>
-          </w:tcPr>
-          <w:p>
-            <w:r>
-              <w:t>新能源</w:t>
-            </w:r>
-          </w:p>
-        </w:tc>
-        <w:tc>
-          <w:tcPr>
-            <w:tcW w:type="dxa" w:w="2160"/>
-          </w:tcPr>
-          <w:p>
-            <w:r>
-              <w:t>155亿</w:t>
-            </w:r>
-          </w:p>
-        </w:tc>
-        <w:tc>
-          <w:tcPr>
-            <w:tcW w:type="dxa" w:w="2160"/>
-          </w:tcPr>
-          <w:p>
-            <w:r>
-              <w:t>5%</w:t>
-            </w:r>
-          </w:p>
-        </w:tc>
-      </w:tr>
-      <w:tr>
-        <w:tc>
-          <w:tcPr>
-            <w:tcW w:type="dxa" w:w="2160"/>
-          </w:tcPr>
-          <w:p>
-            <w:r>
-              <w:t>国讯网络有限公司</w:t>
+              <w:t>良诺科技有限公司</w:t>
             </w:r>
           </w:p>
         </w:tc>
@@ -2348,1029 +3906,7 @@
           </w:tcPr>
           <w:p>
             <w:r>
-              <w:t>288亿</w:t>
-            </w:r>
-          </w:p>
-        </w:tc>
-        <w:tc>
-          <w:tcPr>
-            <w:tcW w:type="dxa" w:w="2160"/>
-          </w:tcPr>
-          <w:p>
-            <w:r>
-              <w:t>23%</w:t>
-            </w:r>
-          </w:p>
-        </w:tc>
-      </w:tr>
-    </w:tbl>
-    <w:p>
-      <w:pPr>
-        <w:pStyle w:val="Heading1"/>
-      </w:pPr>
-      <w:r>
-        <w:t>行业分析 4</w:t>
-      </w:r>
-    </w:p>
-    <w:p>
-      <w:r>
-        <w:br/>
-        <w:t>新宇龙信息传媒有限公司 是中国 机器人 行业的重要企业之一。</w:t>
-        <w:br/>
-        <w:t>根据华辰资本 投资策略部 的研究，该公司成立于 2018 年，</w:t>
-        <w:br/>
-        <w:t>目前员工规模约 6070 人。公司近年来持续加大研发投入，</w:t>
-        <w:br/>
-        <w:t>在核心技术方面形成了较强的竞争壁垒。</w:t>
-        <w:br/>
-      </w:r>
-    </w:p>
-    <w:p>
-      <w:r>
-        <w:br/>
-        <w:t>从产业链角度看，半导体 行业主要由上游设备厂商、</w:t>
-        <w:br/>
-        <w:t>中游平台企业以及下游应用厂商组成。</w:t>
-        <w:br/>
-        <w:t>万迅电脑网络有限公司 主要位于产业链的 中游 环节。</w:t>
-        <w:br/>
-      </w:r>
-    </w:p>
-    <w:p>
-      <w:r>
-        <w:br/>
-        <w:t>浦华众城信息有限公司 是中国 云计算 行业的重要企业之一。</w:t>
-        <w:br/>
-        <w:t>根据华辰资本 资产配置委员会 的研究，该公司成立于 2015 年，</w:t>
-        <w:br/>
-        <w:t>目前员工规模约 2962 人。公司近年来持续加大研发投入，</w:t>
-        <w:br/>
-        <w:t>在核心技术方面形成了较强的竞争壁垒。</w:t>
-        <w:br/>
-      </w:r>
-    </w:p>
-    <w:p>
-      <w:r>
-        <w:br/>
-        <w:t>华辰资本旗下的 HC AI Innovation Fund 在最近的资产配置会议中</w:t>
-        <w:br/>
-        <w:t>讨论了 机器人 行业的投资机会，并对 新宇龙信息传媒有限公司</w:t>
-        <w:br/>
-        <w:t>进行了重点评估。</w:t>
-        <w:br/>
-      </w:r>
-    </w:p>
-    <w:p>
-      <w:r>
-        <w:br/>
-        <w:t>华辰资本旗下的 HC Energy Transition Fund 在最近的资产配置会议中</w:t>
-        <w:br/>
-        <w:t>讨论了 医疗科技 行业的投资机会，并对 凌云网络有限公司</w:t>
-        <w:br/>
-        <w:t>进行了重点评估。</w:t>
-        <w:br/>
-      </w:r>
-    </w:p>
-    <w:p>
-      <w:r>
-        <w:br/>
-        <w:t>风险管理部认为，云计算 行业仍然面临若干</w:t>
-        <w:br/>
-        <w:t>不确定性因素，包括技术迭代风险、政策变化、</w:t>
-        <w:br/>
-        <w:t>以及市场竞争加剧等问题。</w:t>
-        <w:br/>
-      </w:r>
-    </w:p>
-    <w:p>
-      <w:r>
-        <w:br/>
-        <w:t>华远软件信息有限公司 是中国 半导体 行业的重要企业之一。</w:t>
-        <w:br/>
-        <w:t>根据华辰资本 投资策略部 的研究，该公司成立于 2015 年，</w:t>
-        <w:br/>
-        <w:t>目前员工规模约 6302 人。公司近年来持续加大研发投入，</w:t>
-        <w:br/>
-        <w:t>在核心技术方面形成了较强的竞争壁垒。</w:t>
-        <w:br/>
-      </w:r>
-    </w:p>
-    <w:p>
-      <w:r>
-        <w:br/>
-        <w:t>根据内部财务模型测算，佳禾科技有限公司 在未来三年</w:t>
-        <w:br/>
-        <w:t>收入复合增长率预计可达到 12% 左右。</w:t>
-        <w:br/>
-        <w:t>该预测基于行业需求增长以及公司产能扩张计划。</w:t>
-        <w:br/>
-      </w:r>
-    </w:p>
-    <w:tbl>
-      <w:tblPr>
-        <w:tblW w:type="auto" w:w="0"/>
-        <w:tblLook w:firstColumn="1" w:firstRow="1" w:lastColumn="0" w:lastRow="0" w:noHBand="0" w:noVBand="1" w:val="04A0"/>
-      </w:tblPr>
-      <w:tblGrid>
-        <w:gridCol w:w="2160"/>
-        <w:gridCol w:w="2160"/>
-        <w:gridCol w:w="2160"/>
-        <w:gridCol w:w="2160"/>
-      </w:tblGrid>
-      <w:tr>
-        <w:tc>
-          <w:tcPr>
-            <w:tcW w:type="dxa" w:w="2160"/>
-          </w:tcPr>
-          <w:p>
-            <w:r>
-              <w:t>公司</w:t>
-            </w:r>
-          </w:p>
-        </w:tc>
-        <w:tc>
-          <w:tcPr>
-            <w:tcW w:type="dxa" w:w="2160"/>
-          </w:tcPr>
-          <w:p>
-            <w:r>
-              <w:t>行业</w:t>
-            </w:r>
-          </w:p>
-        </w:tc>
-        <w:tc>
-          <w:tcPr>
-            <w:tcW w:type="dxa" w:w="2160"/>
-          </w:tcPr>
-          <w:p>
-            <w:r>
-              <w:t>市值</w:t>
-            </w:r>
-          </w:p>
-        </w:tc>
-        <w:tc>
-          <w:tcPr>
-            <w:tcW w:type="dxa" w:w="2160"/>
-          </w:tcPr>
-          <w:p>
-            <w:r>
-              <w:t>增长率</w:t>
-            </w:r>
-          </w:p>
-        </w:tc>
-      </w:tr>
-      <w:tr>
-        <w:tc>
-          <w:tcPr>
-            <w:tcW w:type="dxa" w:w="2160"/>
-          </w:tcPr>
-          <w:p>
-            <w:r>
-              <w:t>创汇传媒有限公司</w:t>
-            </w:r>
-          </w:p>
-        </w:tc>
-        <w:tc>
-          <w:tcPr>
-            <w:tcW w:type="dxa" w:w="2160"/>
-          </w:tcPr>
-          <w:p>
-            <w:r>
-              <w:t>新能源</w:t>
-            </w:r>
-          </w:p>
-        </w:tc>
-        <w:tc>
-          <w:tcPr>
-            <w:tcW w:type="dxa" w:w="2160"/>
-          </w:tcPr>
-          <w:p>
-            <w:r>
-              <w:t>264亿</w:t>
-            </w:r>
-          </w:p>
-        </w:tc>
-        <w:tc>
-          <w:tcPr>
-            <w:tcW w:type="dxa" w:w="2160"/>
-          </w:tcPr>
-          <w:p>
-            <w:r>
-              <w:t>25%</w:t>
-            </w:r>
-          </w:p>
-        </w:tc>
-      </w:tr>
-      <w:tr>
-        <w:tc>
-          <w:tcPr>
-            <w:tcW w:type="dxa" w:w="2160"/>
-          </w:tcPr>
-          <w:p>
-            <w:r>
-              <w:t>快讯网络有限公司</w:t>
-            </w:r>
-          </w:p>
-        </w:tc>
-        <w:tc>
-          <w:tcPr>
-            <w:tcW w:type="dxa" w:w="2160"/>
-          </w:tcPr>
-          <w:p>
-            <w:r>
-              <w:t>新能源</w:t>
-            </w:r>
-          </w:p>
-        </w:tc>
-        <w:tc>
-          <w:tcPr>
-            <w:tcW w:type="dxa" w:w="2160"/>
-          </w:tcPr>
-          <w:p>
-            <w:r>
-              <w:t>732亿</w:t>
-            </w:r>
-          </w:p>
-        </w:tc>
-        <w:tc>
-          <w:tcPr>
-            <w:tcW w:type="dxa" w:w="2160"/>
-          </w:tcPr>
-          <w:p>
-            <w:r>
-              <w:t>22%</w:t>
-            </w:r>
-          </w:p>
-        </w:tc>
-      </w:tr>
-      <w:tr>
-        <w:tc>
-          <w:tcPr>
-            <w:tcW w:type="dxa" w:w="2160"/>
-          </w:tcPr>
-          <w:p>
-            <w:r>
-              <w:t>新宇龙信息传媒有限公司</w:t>
-            </w:r>
-          </w:p>
-        </w:tc>
-        <w:tc>
-          <w:tcPr>
-            <w:tcW w:type="dxa" w:w="2160"/>
-          </w:tcPr>
-          <w:p>
-            <w:r>
-              <w:t>机器人</w:t>
-            </w:r>
-          </w:p>
-        </w:tc>
-        <w:tc>
-          <w:tcPr>
-            <w:tcW w:type="dxa" w:w="2160"/>
-          </w:tcPr>
-          <w:p>
-            <w:r>
-              <w:t>479亿</w:t>
-            </w:r>
-          </w:p>
-        </w:tc>
-        <w:tc>
-          <w:tcPr>
-            <w:tcW w:type="dxa" w:w="2160"/>
-          </w:tcPr>
-          <w:p>
-            <w:r>
-              <w:t>6%</w:t>
-            </w:r>
-          </w:p>
-        </w:tc>
-      </w:tr>
-      <w:tr>
-        <w:tc>
-          <w:tcPr>
-            <w:tcW w:type="dxa" w:w="2160"/>
-          </w:tcPr>
-          <w:p>
-            <w:r>
-              <w:t>天益信息有限公司</w:t>
-            </w:r>
-          </w:p>
-        </w:tc>
-        <w:tc>
-          <w:tcPr>
-            <w:tcW w:type="dxa" w:w="2160"/>
-          </w:tcPr>
-          <w:p>
-            <w:r>
-              <w:t>云计算</w:t>
-            </w:r>
-          </w:p>
-        </w:tc>
-        <w:tc>
-          <w:tcPr>
-            <w:tcW w:type="dxa" w:w="2160"/>
-          </w:tcPr>
-          <w:p>
-            <w:r>
-              <w:t>659亿</w:t>
-            </w:r>
-          </w:p>
-        </w:tc>
-        <w:tc>
-          <w:tcPr>
-            <w:tcW w:type="dxa" w:w="2160"/>
-          </w:tcPr>
-          <w:p>
-            <w:r>
-              <w:t>29%</w:t>
-            </w:r>
-          </w:p>
-        </w:tc>
-      </w:tr>
-      <w:tr>
-        <w:tc>
-          <w:tcPr>
-            <w:tcW w:type="dxa" w:w="2160"/>
-          </w:tcPr>
-          <w:p>
-            <w:r>
-              <w:t>立信电子网络有限公司</w:t>
-            </w:r>
-          </w:p>
-        </w:tc>
-        <w:tc>
-          <w:tcPr>
-            <w:tcW w:type="dxa" w:w="2160"/>
-          </w:tcPr>
-          <w:p>
-            <w:r>
-              <w:t>云计算</w:t>
-            </w:r>
-          </w:p>
-        </w:tc>
-        <w:tc>
-          <w:tcPr>
-            <w:tcW w:type="dxa" w:w="2160"/>
-          </w:tcPr>
-          <w:p>
-            <w:r>
-              <w:t>551亿</w:t>
-            </w:r>
-          </w:p>
-        </w:tc>
-        <w:tc>
-          <w:tcPr>
-            <w:tcW w:type="dxa" w:w="2160"/>
-          </w:tcPr>
-          <w:p>
-            <w:r>
-              <w:t>21%</w:t>
-            </w:r>
-          </w:p>
-        </w:tc>
-      </w:tr>
-      <w:tr>
-        <w:tc>
-          <w:tcPr>
-            <w:tcW w:type="dxa" w:w="2160"/>
-          </w:tcPr>
-          <w:p>
-            <w:r>
-              <w:t>精芯信息有限公司</w:t>
-            </w:r>
-          </w:p>
-        </w:tc>
-        <w:tc>
-          <w:tcPr>
-            <w:tcW w:type="dxa" w:w="2160"/>
-          </w:tcPr>
-          <w:p>
-            <w:r>
-              <w:t>消费科技</w:t>
-            </w:r>
-          </w:p>
-        </w:tc>
-        <w:tc>
-          <w:tcPr>
-            <w:tcW w:type="dxa" w:w="2160"/>
-          </w:tcPr>
-          <w:p>
-            <w:r>
-              <w:t>111亿</w:t>
-            </w:r>
-          </w:p>
-        </w:tc>
-        <w:tc>
-          <w:tcPr>
-            <w:tcW w:type="dxa" w:w="2160"/>
-          </w:tcPr>
-          <w:p>
-            <w:r>
-              <w:t>28%</w:t>
-            </w:r>
-          </w:p>
-        </w:tc>
-      </w:tr>
-      <w:tr>
-        <w:tc>
-          <w:tcPr>
-            <w:tcW w:type="dxa" w:w="2160"/>
-          </w:tcPr>
-          <w:p>
-            <w:r>
-              <w:t>东方峻景网络有限公司</w:t>
-            </w:r>
-          </w:p>
-        </w:tc>
-        <w:tc>
-          <w:tcPr>
-            <w:tcW w:type="dxa" w:w="2160"/>
-          </w:tcPr>
-          <w:p>
-            <w:r>
-              <w:t>机器人</w:t>
-            </w:r>
-          </w:p>
-        </w:tc>
-        <w:tc>
-          <w:tcPr>
-            <w:tcW w:type="dxa" w:w="2160"/>
-          </w:tcPr>
-          <w:p>
-            <w:r>
-              <w:t>401亿</w:t>
-            </w:r>
-          </w:p>
-        </w:tc>
-        <w:tc>
-          <w:tcPr>
-            <w:tcW w:type="dxa" w:w="2160"/>
-          </w:tcPr>
-          <w:p>
-            <w:r>
-              <w:t>22%</w:t>
-            </w:r>
-          </w:p>
-        </w:tc>
-      </w:tr>
-      <w:tr>
-        <w:tc>
-          <w:tcPr>
-            <w:tcW w:type="dxa" w:w="2160"/>
-          </w:tcPr>
-          <w:p>
-            <w:r>
-              <w:t>和泰传媒有限公司</w:t>
-            </w:r>
-          </w:p>
-        </w:tc>
-        <w:tc>
-          <w:tcPr>
-            <w:tcW w:type="dxa" w:w="2160"/>
-          </w:tcPr>
-          <w:p>
-            <w:r>
-              <w:t>消费科技</w:t>
-            </w:r>
-          </w:p>
-        </w:tc>
-        <w:tc>
-          <w:tcPr>
-            <w:tcW w:type="dxa" w:w="2160"/>
-          </w:tcPr>
-          <w:p>
-            <w:r>
-              <w:t>543亿</w:t>
-            </w:r>
-          </w:p>
-        </w:tc>
-        <w:tc>
-          <w:tcPr>
-            <w:tcW w:type="dxa" w:w="2160"/>
-          </w:tcPr>
-          <w:p>
-            <w:r>
-              <w:t>12%</w:t>
-            </w:r>
-          </w:p>
-        </w:tc>
-      </w:tr>
-      <w:tr>
-        <w:tc>
-          <w:tcPr>
-            <w:tcW w:type="dxa" w:w="2160"/>
-          </w:tcPr>
-          <w:p>
-            <w:r>
-              <w:t>九方信息有限公司</w:t>
-            </w:r>
-          </w:p>
-        </w:tc>
-        <w:tc>
-          <w:tcPr>
-            <w:tcW w:type="dxa" w:w="2160"/>
-          </w:tcPr>
-          <w:p>
-            <w:r>
-              <w:t>新能源</w:t>
-            </w:r>
-          </w:p>
-        </w:tc>
-        <w:tc>
-          <w:tcPr>
-            <w:tcW w:type="dxa" w:w="2160"/>
-          </w:tcPr>
-          <w:p>
-            <w:r>
-              <w:t>669亿</w:t>
-            </w:r>
-          </w:p>
-        </w:tc>
-        <w:tc>
-          <w:tcPr>
-            <w:tcW w:type="dxa" w:w="2160"/>
-          </w:tcPr>
-          <w:p>
-            <w:r>
-              <w:t>8%</w:t>
-            </w:r>
-          </w:p>
-        </w:tc>
-      </w:tr>
-      <w:tr>
-        <w:tc>
-          <w:tcPr>
-            <w:tcW w:type="dxa" w:w="2160"/>
-          </w:tcPr>
-          <w:p>
-            <w:r>
-              <w:t>九方网络有限公司</w:t>
-            </w:r>
-          </w:p>
-        </w:tc>
-        <w:tc>
-          <w:tcPr>
-            <w:tcW w:type="dxa" w:w="2160"/>
-          </w:tcPr>
-          <w:p>
-            <w:r>
-              <w:t>新能源</w:t>
-            </w:r>
-          </w:p>
-        </w:tc>
-        <w:tc>
-          <w:tcPr>
-            <w:tcW w:type="dxa" w:w="2160"/>
-          </w:tcPr>
-          <w:p>
-            <w:r>
-              <w:t>147亿</w:t>
-            </w:r>
-          </w:p>
-        </w:tc>
-        <w:tc>
-          <w:tcPr>
-            <w:tcW w:type="dxa" w:w="2160"/>
-          </w:tcPr>
-          <w:p>
-            <w:r>
-              <w:t>28%</w:t>
-            </w:r>
-          </w:p>
-        </w:tc>
-      </w:tr>
-      <w:tr>
-        <w:tc>
-          <w:tcPr>
-            <w:tcW w:type="dxa" w:w="2160"/>
-          </w:tcPr>
-          <w:p>
-            <w:r>
-              <w:t>立信电子网络有限公司</w:t>
-            </w:r>
-          </w:p>
-        </w:tc>
-        <w:tc>
-          <w:tcPr>
-            <w:tcW w:type="dxa" w:w="2160"/>
-          </w:tcPr>
-          <w:p>
-            <w:r>
-              <w:t>云计算</w:t>
-            </w:r>
-          </w:p>
-        </w:tc>
-        <w:tc>
-          <w:tcPr>
-            <w:tcW w:type="dxa" w:w="2160"/>
-          </w:tcPr>
-          <w:p>
-            <w:r>
-              <w:t>630亿</w:t>
-            </w:r>
-          </w:p>
-        </w:tc>
-        <w:tc>
-          <w:tcPr>
-            <w:tcW w:type="dxa" w:w="2160"/>
-          </w:tcPr>
-          <w:p>
-            <w:r>
-              <w:t>17%</w:t>
-            </w:r>
-          </w:p>
-        </w:tc>
-      </w:tr>
-      <w:tr>
-        <w:tc>
-          <w:tcPr>
-            <w:tcW w:type="dxa" w:w="2160"/>
-          </w:tcPr>
-          <w:p>
-            <w:r>
-              <w:t>雨林木风计算机科技有限公司</w:t>
-            </w:r>
-          </w:p>
-        </w:tc>
-        <w:tc>
-          <w:tcPr>
-            <w:tcW w:type="dxa" w:w="2160"/>
-          </w:tcPr>
-          <w:p>
-            <w:r>
-              <w:t>人工智能</w:t>
-            </w:r>
-          </w:p>
-        </w:tc>
-        <w:tc>
-          <w:tcPr>
-            <w:tcW w:type="dxa" w:w="2160"/>
-          </w:tcPr>
-          <w:p>
-            <w:r>
-              <w:t>746亿</w:t>
-            </w:r>
-          </w:p>
-        </w:tc>
-        <w:tc>
-          <w:tcPr>
-            <w:tcW w:type="dxa" w:w="2160"/>
-          </w:tcPr>
-          <w:p>
-            <w:r>
-              <w:t>9%</w:t>
-            </w:r>
-          </w:p>
-        </w:tc>
-      </w:tr>
-      <w:tr>
-        <w:tc>
-          <w:tcPr>
-            <w:tcW w:type="dxa" w:w="2160"/>
-          </w:tcPr>
-          <w:p>
-            <w:r>
-              <w:t>迪摩科技有限公司</w:t>
-            </w:r>
-          </w:p>
-        </w:tc>
-        <w:tc>
-          <w:tcPr>
-            <w:tcW w:type="dxa" w:w="2160"/>
-          </w:tcPr>
-          <w:p>
-            <w:r>
-              <w:t>人工智能</w:t>
-            </w:r>
-          </w:p>
-        </w:tc>
-        <w:tc>
-          <w:tcPr>
-            <w:tcW w:type="dxa" w:w="2160"/>
-          </w:tcPr>
-          <w:p>
-            <w:r>
-              <w:t>638亿</w:t>
-            </w:r>
-          </w:p>
-        </w:tc>
-        <w:tc>
-          <w:tcPr>
-            <w:tcW w:type="dxa" w:w="2160"/>
-          </w:tcPr>
-          <w:p>
-            <w:r>
-              <w:t>18%</w:t>
-            </w:r>
-          </w:p>
-        </w:tc>
-      </w:tr>
-      <w:tr>
-        <w:tc>
-          <w:tcPr>
-            <w:tcW w:type="dxa" w:w="2160"/>
-          </w:tcPr>
-          <w:p>
-            <w:r>
-              <w:t>九方网络有限公司</w:t>
-            </w:r>
-          </w:p>
-        </w:tc>
-        <w:tc>
-          <w:tcPr>
-            <w:tcW w:type="dxa" w:w="2160"/>
-          </w:tcPr>
-          <w:p>
-            <w:r>
-              <w:t>新能源</w:t>
-            </w:r>
-          </w:p>
-        </w:tc>
-        <w:tc>
-          <w:tcPr>
-            <w:tcW w:type="dxa" w:w="2160"/>
-          </w:tcPr>
-          <w:p>
-            <w:r>
-              <w:t>147亿</w:t>
-            </w:r>
-          </w:p>
-        </w:tc>
-        <w:tc>
-          <w:tcPr>
-            <w:tcW w:type="dxa" w:w="2160"/>
-          </w:tcPr>
-          <w:p>
-            <w:r>
-              <w:t>30%</w:t>
-            </w:r>
-          </w:p>
-        </w:tc>
-      </w:tr>
-      <w:tr>
-        <w:tc>
-          <w:tcPr>
-            <w:tcW w:type="dxa" w:w="2160"/>
-          </w:tcPr>
-          <w:p>
-            <w:r>
-              <w:t>创亿信息有限公司</w:t>
-            </w:r>
-          </w:p>
-        </w:tc>
-        <w:tc>
-          <w:tcPr>
-            <w:tcW w:type="dxa" w:w="2160"/>
-          </w:tcPr>
-          <w:p>
-            <w:r>
-              <w:t>医疗科技</w:t>
-            </w:r>
-          </w:p>
-        </w:tc>
-        <w:tc>
-          <w:tcPr>
-            <w:tcW w:type="dxa" w:w="2160"/>
-          </w:tcPr>
-          <w:p>
-            <w:r>
-              <w:t>602亿</w:t>
-            </w:r>
-          </w:p>
-        </w:tc>
-        <w:tc>
-          <w:tcPr>
-            <w:tcW w:type="dxa" w:w="2160"/>
-          </w:tcPr>
-          <w:p>
-            <w:r>
-              <w:t>13%</w:t>
-            </w:r>
-          </w:p>
-        </w:tc>
-      </w:tr>
-    </w:tbl>
-    <w:p>
-      <w:pPr>
-        <w:pStyle w:val="Heading1"/>
-      </w:pPr>
-      <w:r>
-        <w:t>行业分析 5</w:t>
-      </w:r>
-    </w:p>
-    <w:p>
-      <w:r>
-        <w:br/>
-        <w:t>华辰资本旗下的 HC Energy Transition Fund 在最近的资产配置会议中</w:t>
-        <w:br/>
-        <w:t>讨论了 新能源 行业的投资机会，并对 九方信息有限公司</w:t>
-        <w:br/>
-        <w:t>进行了重点评估。</w:t>
-        <w:br/>
-      </w:r>
-    </w:p>
-    <w:p>
-      <w:r>
-        <w:br/>
-        <w:t>风险管理部认为，机器人 行业仍然面临若干</w:t>
-        <w:br/>
-        <w:t>不确定性因素，包括技术迭代风险、政策变化、</w:t>
-        <w:br/>
-        <w:t>以及市场竞争加剧等问题。</w:t>
-        <w:br/>
-      </w:r>
-    </w:p>
-    <w:p>
-      <w:r>
-        <w:br/>
-        <w:t>华辰资本旗下的 HC AI Innovation Fund 在最近的资产配置会议中</w:t>
-        <w:br/>
-        <w:t>讨论了 新能源 行业的投资机会，并对 昊嘉网络有限公司</w:t>
-        <w:br/>
-        <w:t>进行了重点评估。</w:t>
-        <w:br/>
-      </w:r>
-    </w:p>
-    <w:p>
-      <w:r>
-        <w:br/>
-        <w:t>根据内部财务模型测算，国讯网络有限公司 在未来三年</w:t>
-        <w:br/>
-        <w:t>收入复合增长率预计可达到 24% 左右。</w:t>
-        <w:br/>
-        <w:t>该预测基于行业需求增长以及公司产能扩张计划。</w:t>
-        <w:br/>
-      </w:r>
-    </w:p>
-    <w:p>
-      <w:r>
-        <w:br/>
-        <w:t>风险管理部认为，新能源 行业仍然面临若干</w:t>
-        <w:br/>
-        <w:t>不确定性因素，包括技术迭代风险、政策变化、</w:t>
-        <w:br/>
-        <w:t>以及市场竞争加剧等问题。</w:t>
-        <w:br/>
-      </w:r>
-    </w:p>
-    <w:p>
-      <w:r>
-        <w:br/>
-        <w:t>精芯科技有限公司 是中国 云计算 行业的重要企业之一。</w:t>
-        <w:br/>
-        <w:t>根据华辰资本 资产配置委员会 的研究，该公司成立于 2005 年，</w:t>
-        <w:br/>
-        <w:t>目前员工规模约 3520 人。公司近年来持续加大研发投入，</w:t>
-        <w:br/>
-        <w:t>在核心技术方面形成了较强的竞争壁垒。</w:t>
-        <w:br/>
-      </w:r>
-    </w:p>
-    <w:p>
-      <w:r>
-        <w:br/>
-        <w:t>根据内部财务模型测算，万迅电脑网络有限公司 在未来三年</w:t>
-        <w:br/>
-        <w:t>收入复合增长率预计可达到 15% 左右。</w:t>
-        <w:br/>
-        <w:t>该预测基于行业需求增长以及公司产能扩张计划。</w:t>
-        <w:br/>
-      </w:r>
-    </w:p>
-    <w:p>
-      <w:r>
-        <w:br/>
-        <w:t>从产业链角度看，医疗科技 行业主要由上游设备厂商、</w:t>
-        <w:br/>
-        <w:t>中游平台企业以及下游应用厂商组成。</w:t>
-        <w:br/>
-        <w:t>富罳信息有限公司 主要位于产业链的 中游 环节。</w:t>
-        <w:br/>
-      </w:r>
-    </w:p>
-    <w:tbl>
-      <w:tblPr>
-        <w:tblW w:type="auto" w:w="0"/>
-        <w:tblLook w:firstColumn="1" w:firstRow="1" w:lastColumn="0" w:lastRow="0" w:noHBand="0" w:noVBand="1" w:val="04A0"/>
-      </w:tblPr>
-      <w:tblGrid>
-        <w:gridCol w:w="2160"/>
-        <w:gridCol w:w="2160"/>
-        <w:gridCol w:w="2160"/>
-        <w:gridCol w:w="2160"/>
-      </w:tblGrid>
-      <w:tr>
-        <w:tc>
-          <w:tcPr>
-            <w:tcW w:type="dxa" w:w="2160"/>
-          </w:tcPr>
-          <w:p>
-            <w:r>
-              <w:t>公司</w:t>
-            </w:r>
-          </w:p>
-        </w:tc>
-        <w:tc>
-          <w:tcPr>
-            <w:tcW w:type="dxa" w:w="2160"/>
-          </w:tcPr>
-          <w:p>
-            <w:r>
-              <w:t>行业</w:t>
-            </w:r>
-          </w:p>
-        </w:tc>
-        <w:tc>
-          <w:tcPr>
-            <w:tcW w:type="dxa" w:w="2160"/>
-          </w:tcPr>
-          <w:p>
-            <w:r>
-              <w:t>市值</w:t>
-            </w:r>
-          </w:p>
-        </w:tc>
-        <w:tc>
-          <w:tcPr>
-            <w:tcW w:type="dxa" w:w="2160"/>
-          </w:tcPr>
-          <w:p>
-            <w:r>
-              <w:t>增长率</w:t>
-            </w:r>
-          </w:p>
-        </w:tc>
-      </w:tr>
-      <w:tr>
-        <w:tc>
-          <w:tcPr>
-            <w:tcW w:type="dxa" w:w="2160"/>
-          </w:tcPr>
-          <w:p>
-            <w:r>
-              <w:t>东方峻景网络有限公司</w:t>
-            </w:r>
-          </w:p>
-        </w:tc>
-        <w:tc>
-          <w:tcPr>
-            <w:tcW w:type="dxa" w:w="2160"/>
-          </w:tcPr>
-          <w:p>
-            <w:r>
-              <w:t>机器人</w:t>
-            </w:r>
-          </w:p>
-        </w:tc>
-        <w:tc>
-          <w:tcPr>
-            <w:tcW w:type="dxa" w:w="2160"/>
-          </w:tcPr>
-          <w:p>
-            <w:r>
-              <w:t>197亿</w:t>
-            </w:r>
-          </w:p>
-        </w:tc>
-        <w:tc>
-          <w:tcPr>
-            <w:tcW w:type="dxa" w:w="2160"/>
-          </w:tcPr>
-          <w:p>
-            <w:r>
-              <w:t>9%</w:t>
-            </w:r>
-          </w:p>
-        </w:tc>
-      </w:tr>
-      <w:tr>
-        <w:tc>
-          <w:tcPr>
-            <w:tcW w:type="dxa" w:w="2160"/>
-          </w:tcPr>
-          <w:p>
-            <w:r>
-              <w:t>昊嘉网络有限公司</w:t>
-            </w:r>
-          </w:p>
-        </w:tc>
-        <w:tc>
-          <w:tcPr>
-            <w:tcW w:type="dxa" w:w="2160"/>
-          </w:tcPr>
-          <w:p>
-            <w:r>
-              <w:t>新能源</w:t>
-            </w:r>
-          </w:p>
-        </w:tc>
-        <w:tc>
-          <w:tcPr>
-            <w:tcW w:type="dxa" w:w="2160"/>
-          </w:tcPr>
-          <w:p>
-            <w:r>
-              <w:t>574亿</w:t>
+              <w:t>734亿</w:t>
             </w:r>
           </w:p>
         </w:tc>
@@ -3381,552 +3917,6 @@
           <w:p>
             <w:r>
               <w:t>15%</w:t>
-            </w:r>
-          </w:p>
-        </w:tc>
-      </w:tr>
-      <w:tr>
-        <w:tc>
-          <w:tcPr>
-            <w:tcW w:type="dxa" w:w="2160"/>
-          </w:tcPr>
-          <w:p>
-            <w:r>
-              <w:t>东方峻景网络有限公司</w:t>
-            </w:r>
-          </w:p>
-        </w:tc>
-        <w:tc>
-          <w:tcPr>
-            <w:tcW w:type="dxa" w:w="2160"/>
-          </w:tcPr>
-          <w:p>
-            <w:r>
-              <w:t>机器人</w:t>
-            </w:r>
-          </w:p>
-        </w:tc>
-        <w:tc>
-          <w:tcPr>
-            <w:tcW w:type="dxa" w:w="2160"/>
-          </w:tcPr>
-          <w:p>
-            <w:r>
-              <w:t>615亿</w:t>
-            </w:r>
-          </w:p>
-        </w:tc>
-        <w:tc>
-          <w:tcPr>
-            <w:tcW w:type="dxa" w:w="2160"/>
-          </w:tcPr>
-          <w:p>
-            <w:r>
-              <w:t>19%</w:t>
-            </w:r>
-          </w:p>
-        </w:tc>
-      </w:tr>
-      <w:tr>
-        <w:tc>
-          <w:tcPr>
-            <w:tcW w:type="dxa" w:w="2160"/>
-          </w:tcPr>
-          <w:p>
-            <w:r>
-              <w:t>昂歌信息科技有限公司</w:t>
-            </w:r>
-          </w:p>
-        </w:tc>
-        <w:tc>
-          <w:tcPr>
-            <w:tcW w:type="dxa" w:w="2160"/>
-          </w:tcPr>
-          <w:p>
-            <w:r>
-              <w:t>消费科技</w:t>
-            </w:r>
-          </w:p>
-        </w:tc>
-        <w:tc>
-          <w:tcPr>
-            <w:tcW w:type="dxa" w:w="2160"/>
-          </w:tcPr>
-          <w:p>
-            <w:r>
-              <w:t>736亿</w:t>
-            </w:r>
-          </w:p>
-        </w:tc>
-        <w:tc>
-          <w:tcPr>
-            <w:tcW w:type="dxa" w:w="2160"/>
-          </w:tcPr>
-          <w:p>
-            <w:r>
-              <w:t>7%</w:t>
-            </w:r>
-          </w:p>
-        </w:tc>
-      </w:tr>
-      <w:tr>
-        <w:tc>
-          <w:tcPr>
-            <w:tcW w:type="dxa" w:w="2160"/>
-          </w:tcPr>
-          <w:p>
-            <w:r>
-              <w:t>南康网络有限公司</w:t>
-            </w:r>
-          </w:p>
-        </w:tc>
-        <w:tc>
-          <w:tcPr>
-            <w:tcW w:type="dxa" w:w="2160"/>
-          </w:tcPr>
-          <w:p>
-            <w:r>
-              <w:t>消费科技</w:t>
-            </w:r>
-          </w:p>
-        </w:tc>
-        <w:tc>
-          <w:tcPr>
-            <w:tcW w:type="dxa" w:w="2160"/>
-          </w:tcPr>
-          <w:p>
-            <w:r>
-              <w:t>502亿</w:t>
-            </w:r>
-          </w:p>
-        </w:tc>
-        <w:tc>
-          <w:tcPr>
-            <w:tcW w:type="dxa" w:w="2160"/>
-          </w:tcPr>
-          <w:p>
-            <w:r>
-              <w:t>30%</w:t>
-            </w:r>
-          </w:p>
-        </w:tc>
-      </w:tr>
-      <w:tr>
-        <w:tc>
-          <w:tcPr>
-            <w:tcW w:type="dxa" w:w="2160"/>
-          </w:tcPr>
-          <w:p>
-            <w:r>
-              <w:t>快讯网络有限公司</w:t>
-            </w:r>
-          </w:p>
-        </w:tc>
-        <w:tc>
-          <w:tcPr>
-            <w:tcW w:type="dxa" w:w="2160"/>
-          </w:tcPr>
-          <w:p>
-            <w:r>
-              <w:t>新能源</w:t>
-            </w:r>
-          </w:p>
-        </w:tc>
-        <w:tc>
-          <w:tcPr>
-            <w:tcW w:type="dxa" w:w="2160"/>
-          </w:tcPr>
-          <w:p>
-            <w:r>
-              <w:t>336亿</w:t>
-            </w:r>
-          </w:p>
-        </w:tc>
-        <w:tc>
-          <w:tcPr>
-            <w:tcW w:type="dxa" w:w="2160"/>
-          </w:tcPr>
-          <w:p>
-            <w:r>
-              <w:t>11%</w:t>
-            </w:r>
-          </w:p>
-        </w:tc>
-      </w:tr>
-      <w:tr>
-        <w:tc>
-          <w:tcPr>
-            <w:tcW w:type="dxa" w:w="2160"/>
-          </w:tcPr>
-          <w:p>
-            <w:r>
-              <w:t>创亿信息有限公司</w:t>
-            </w:r>
-          </w:p>
-        </w:tc>
-        <w:tc>
-          <w:tcPr>
-            <w:tcW w:type="dxa" w:w="2160"/>
-          </w:tcPr>
-          <w:p>
-            <w:r>
-              <w:t>医疗科技</w:t>
-            </w:r>
-          </w:p>
-        </w:tc>
-        <w:tc>
-          <w:tcPr>
-            <w:tcW w:type="dxa" w:w="2160"/>
-          </w:tcPr>
-          <w:p>
-            <w:r>
-              <w:t>253亿</w:t>
-            </w:r>
-          </w:p>
-        </w:tc>
-        <w:tc>
-          <w:tcPr>
-            <w:tcW w:type="dxa" w:w="2160"/>
-          </w:tcPr>
-          <w:p>
-            <w:r>
-              <w:t>11%</w:t>
-            </w:r>
-          </w:p>
-        </w:tc>
-      </w:tr>
-      <w:tr>
-        <w:tc>
-          <w:tcPr>
-            <w:tcW w:type="dxa" w:w="2160"/>
-          </w:tcPr>
-          <w:p>
-            <w:r>
-              <w:t>雨林木风计算机科技有限公司</w:t>
-            </w:r>
-          </w:p>
-        </w:tc>
-        <w:tc>
-          <w:tcPr>
-            <w:tcW w:type="dxa" w:w="2160"/>
-          </w:tcPr>
-          <w:p>
-            <w:r>
-              <w:t>人工智能</w:t>
-            </w:r>
-          </w:p>
-        </w:tc>
-        <w:tc>
-          <w:tcPr>
-            <w:tcW w:type="dxa" w:w="2160"/>
-          </w:tcPr>
-          <w:p>
-            <w:r>
-              <w:t>108亿</w:t>
-            </w:r>
-          </w:p>
-        </w:tc>
-        <w:tc>
-          <w:tcPr>
-            <w:tcW w:type="dxa" w:w="2160"/>
-          </w:tcPr>
-          <w:p>
-            <w:r>
-              <w:t>8%</w:t>
-            </w:r>
-          </w:p>
-        </w:tc>
-      </w:tr>
-      <w:tr>
-        <w:tc>
-          <w:tcPr>
-            <w:tcW w:type="dxa" w:w="2160"/>
-          </w:tcPr>
-          <w:p>
-            <w:r>
-              <w:t>浦华众城信息有限公司</w:t>
-            </w:r>
-          </w:p>
-        </w:tc>
-        <w:tc>
-          <w:tcPr>
-            <w:tcW w:type="dxa" w:w="2160"/>
-          </w:tcPr>
-          <w:p>
-            <w:r>
-              <w:t>云计算</w:t>
-            </w:r>
-          </w:p>
-        </w:tc>
-        <w:tc>
-          <w:tcPr>
-            <w:tcW w:type="dxa" w:w="2160"/>
-          </w:tcPr>
-          <w:p>
-            <w:r>
-              <w:t>283亿</w:t>
-            </w:r>
-          </w:p>
-        </w:tc>
-        <w:tc>
-          <w:tcPr>
-            <w:tcW w:type="dxa" w:w="2160"/>
-          </w:tcPr>
-          <w:p>
-            <w:r>
-              <w:t>5%</w:t>
-            </w:r>
-          </w:p>
-        </w:tc>
-      </w:tr>
-      <w:tr>
-        <w:tc>
-          <w:tcPr>
-            <w:tcW w:type="dxa" w:w="2160"/>
-          </w:tcPr>
-          <w:p>
-            <w:r>
-              <w:t>立信电子网络有限公司</w:t>
-            </w:r>
-          </w:p>
-        </w:tc>
-        <w:tc>
-          <w:tcPr>
-            <w:tcW w:type="dxa" w:w="2160"/>
-          </w:tcPr>
-          <w:p>
-            <w:r>
-              <w:t>云计算</w:t>
-            </w:r>
-          </w:p>
-        </w:tc>
-        <w:tc>
-          <w:tcPr>
-            <w:tcW w:type="dxa" w:w="2160"/>
-          </w:tcPr>
-          <w:p>
-            <w:r>
-              <w:t>508亿</w:t>
-            </w:r>
-          </w:p>
-        </w:tc>
-        <w:tc>
-          <w:tcPr>
-            <w:tcW w:type="dxa" w:w="2160"/>
-          </w:tcPr>
-          <w:p>
-            <w:r>
-              <w:t>21%</w:t>
-            </w:r>
-          </w:p>
-        </w:tc>
-      </w:tr>
-      <w:tr>
-        <w:tc>
-          <w:tcPr>
-            <w:tcW w:type="dxa" w:w="2160"/>
-          </w:tcPr>
-          <w:p>
-            <w:r>
-              <w:t>鸿睿思博网络有限公司</w:t>
-            </w:r>
-          </w:p>
-        </w:tc>
-        <w:tc>
-          <w:tcPr>
-            <w:tcW w:type="dxa" w:w="2160"/>
-          </w:tcPr>
-          <w:p>
-            <w:r>
-              <w:t>新能源</w:t>
-            </w:r>
-          </w:p>
-        </w:tc>
-        <w:tc>
-          <w:tcPr>
-            <w:tcW w:type="dxa" w:w="2160"/>
-          </w:tcPr>
-          <w:p>
-            <w:r>
-              <w:t>226亿</w:t>
-            </w:r>
-          </w:p>
-        </w:tc>
-        <w:tc>
-          <w:tcPr>
-            <w:tcW w:type="dxa" w:w="2160"/>
-          </w:tcPr>
-          <w:p>
-            <w:r>
-              <w:t>27%</w:t>
-            </w:r>
-          </w:p>
-        </w:tc>
-      </w:tr>
-      <w:tr>
-        <w:tc>
-          <w:tcPr>
-            <w:tcW w:type="dxa" w:w="2160"/>
-          </w:tcPr>
-          <w:p>
-            <w:r>
-              <w:t>迪摩科技有限公司</w:t>
-            </w:r>
-          </w:p>
-        </w:tc>
-        <w:tc>
-          <w:tcPr>
-            <w:tcW w:type="dxa" w:w="2160"/>
-          </w:tcPr>
-          <w:p>
-            <w:r>
-              <w:t>人工智能</w:t>
-            </w:r>
-          </w:p>
-        </w:tc>
-        <w:tc>
-          <w:tcPr>
-            <w:tcW w:type="dxa" w:w="2160"/>
-          </w:tcPr>
-          <w:p>
-            <w:r>
-              <w:t>765亿</w:t>
-            </w:r>
-          </w:p>
-        </w:tc>
-        <w:tc>
-          <w:tcPr>
-            <w:tcW w:type="dxa" w:w="2160"/>
-          </w:tcPr>
-          <w:p>
-            <w:r>
-              <w:t>23%</w:t>
-            </w:r>
-          </w:p>
-        </w:tc>
-      </w:tr>
-      <w:tr>
-        <w:tc>
-          <w:tcPr>
-            <w:tcW w:type="dxa" w:w="2160"/>
-          </w:tcPr>
-          <w:p>
-            <w:r>
-              <w:t>飞利信科技有限公司</w:t>
-            </w:r>
-          </w:p>
-        </w:tc>
-        <w:tc>
-          <w:tcPr>
-            <w:tcW w:type="dxa" w:w="2160"/>
-          </w:tcPr>
-          <w:p>
-            <w:r>
-              <w:t>新能源</w:t>
-            </w:r>
-          </w:p>
-        </w:tc>
-        <w:tc>
-          <w:tcPr>
-            <w:tcW w:type="dxa" w:w="2160"/>
-          </w:tcPr>
-          <w:p>
-            <w:r>
-              <w:t>477亿</w:t>
-            </w:r>
-          </w:p>
-        </w:tc>
-        <w:tc>
-          <w:tcPr>
-            <w:tcW w:type="dxa" w:w="2160"/>
-          </w:tcPr>
-          <w:p>
-            <w:r>
-              <w:t>27%</w:t>
-            </w:r>
-          </w:p>
-        </w:tc>
-      </w:tr>
-      <w:tr>
-        <w:tc>
-          <w:tcPr>
-            <w:tcW w:type="dxa" w:w="2160"/>
-          </w:tcPr>
-          <w:p>
-            <w:r>
-              <w:t>浦华众城科技有限公司</w:t>
-            </w:r>
-          </w:p>
-        </w:tc>
-        <w:tc>
-          <w:tcPr>
-            <w:tcW w:type="dxa" w:w="2160"/>
-          </w:tcPr>
-          <w:p>
-            <w:r>
-              <w:t>半导体</w:t>
-            </w:r>
-          </w:p>
-        </w:tc>
-        <w:tc>
-          <w:tcPr>
-            <w:tcW w:type="dxa" w:w="2160"/>
-          </w:tcPr>
-          <w:p>
-            <w:r>
-              <w:t>744亿</w:t>
-            </w:r>
-          </w:p>
-        </w:tc>
-        <w:tc>
-          <w:tcPr>
-            <w:tcW w:type="dxa" w:w="2160"/>
-          </w:tcPr>
-          <w:p>
-            <w:r>
-              <w:t>10%</w:t>
-            </w:r>
-          </w:p>
-        </w:tc>
-      </w:tr>
-      <w:tr>
-        <w:tc>
-          <w:tcPr>
-            <w:tcW w:type="dxa" w:w="2160"/>
-          </w:tcPr>
-          <w:p>
-            <w:r>
-              <w:t>和泰科技有限公司</w:t>
-            </w:r>
-          </w:p>
-        </w:tc>
-        <w:tc>
-          <w:tcPr>
-            <w:tcW w:type="dxa" w:w="2160"/>
-          </w:tcPr>
-          <w:p>
-            <w:r>
-              <w:t>人工智能</w:t>
-            </w:r>
-          </w:p>
-        </w:tc>
-        <w:tc>
-          <w:tcPr>
-            <w:tcW w:type="dxa" w:w="2160"/>
-          </w:tcPr>
-          <w:p>
-            <w:r>
-              <w:t>163亿</w:t>
-            </w:r>
-          </w:p>
-        </w:tc>
-        <w:tc>
-          <w:tcPr>
-            <w:tcW w:type="dxa" w:w="2160"/>
-          </w:tcPr>
-          <w:p>
-            <w:r>
-              <w:t>5%</w:t>
             </w:r>
           </w:p>
         </w:tc>
